--- a/8 семестр/Управление IT/ЛР 6/УпрIT ЛР 6.docx
+++ b/8 семестр/Управление IT/ЛР 6/УпрIT ЛР 6.docx
@@ -355,11 +355,6 @@
     </w:p>
     <w:p/>
     <w:p>
-      <w:pPr>
-        <w:rPr>
-          <w:lang w:val="en-US"/>
-        </w:rPr>
-      </w:pPr>
       <w:r>
         <w:t>Сформировать навыки принятия управленческих решений.</w:t>
       </w:r>
@@ -390,7 +385,30 @@
     </w:p>
     <w:p>
       <w:r>
-        <w:t xml:space="preserve">Менеджеру проекта по разработке программного продукта необходимо принять решение о выборе архитектуры разрабатываемого продукта. Имеются две альтернативы: </w:t>
+        <w:t xml:space="preserve">Менеджеру проекта по разработке программного продукта </w:t>
+      </w:r>
+      <w:r>
+        <w:rPr>
+          <w:b/>
+          <w:bCs/>
+        </w:rPr>
+        <w:t>необходимо принять решение</w:t>
+      </w:r>
+      <w:r>
+        <w:t xml:space="preserve"> о </w:t>
+      </w:r>
+      <w:r>
+        <w:t>выборе</w:t>
+      </w:r>
+      <w:r>
+        <w:rPr>
+          <w:i/>
+          <w:iCs/>
+        </w:rPr>
+        <w:t xml:space="preserve"> архитектуры</w:t>
+      </w:r>
+      <w:r>
+        <w:t xml:space="preserve"> разрабатываемого продукта. Имеются две альтернативы: </w:t>
       </w:r>
     </w:p>
     <w:p>
@@ -403,7 +421,28 @@
         <w:ind w:left="1134" w:hanging="425"/>
       </w:pPr>
       <w:r>
-        <w:t xml:space="preserve">Можно выбрать простую архитектуру клиент-сервер, причем известно, что в этом случае стоимость разработки составит 400 тыс. руб. </w:t>
+        <w:t>В</w:t>
+      </w:r>
+      <w:r>
+        <w:t xml:space="preserve">ыбрать простую архитектуру </w:t>
+      </w:r>
+      <w:r>
+        <w:rPr>
+          <w:u w:val="single"/>
+        </w:rPr>
+        <w:t>клиент-сервер</w:t>
+      </w:r>
+      <w:r>
+        <w:t xml:space="preserve"> (</w:t>
+      </w:r>
+      <w:r>
+        <w:t>стоимость разработки составит 400 тыс. руб.</w:t>
+      </w:r>
+      <w:r>
+        <w:t>);</w:t>
+      </w:r>
+      <w:r>
+        <w:t xml:space="preserve"> </w:t>
       </w:r>
     </w:p>
     <w:p>
@@ -416,17 +455,89 @@
         <w:ind w:left="1134" w:hanging="425"/>
       </w:pPr>
       <w:r>
-        <w:t xml:space="preserve">Можно выбрать более сложную многозвенную архитектуру, и получить продукт с большими возможностями, но в этом случае стоимость разработки составит 1,2 млн. руб. </w:t>
+        <w:t>В</w:t>
+      </w:r>
+      <w:r>
+        <w:t xml:space="preserve">ыбрать более сложную </w:t>
+      </w:r>
+      <w:r>
+        <w:rPr>
+          <w:u w:val="single"/>
+        </w:rPr>
+        <w:t>многозвенную</w:t>
+      </w:r>
+      <w:r>
+        <w:t xml:space="preserve"> архитектуру и получить продукт с большими возможностями</w:t>
+      </w:r>
+      <w:r>
+        <w:t xml:space="preserve"> (</w:t>
+      </w:r>
+      <w:r>
+        <w:t xml:space="preserve">но </w:t>
+      </w:r>
+      <w:r>
+        <w:t>тогда</w:t>
+      </w:r>
+      <w:r>
+        <w:t xml:space="preserve"> стоимость разработки составит 1,2 млн. руб.</w:t>
+      </w:r>
+      <w:r>
+        <w:t>);</w:t>
       </w:r>
     </w:p>
     <w:p>
-      <w:pPr>
+      <w:r>
+        <w:t>Считае</w:t>
+      </w:r>
+      <w:r>
+        <w:t xml:space="preserve">тся, что </w:t>
+      </w:r>
+      <w:r>
         <w:rPr>
-          <w:lang w:val="en-US"/>
+          <w:b/>
+          <w:bCs/>
         </w:rPr>
-      </w:pPr>
-      <w:r>
-        <w:t>Считаем, что число продаж может быть малым (7 продаж в год), средним (12 продаж в год) или большим (18 продаж в год). Ценовая политика фирмы такова, что:</w:t>
+        <w:t>ч</w:t>
+      </w:r>
+      <w:r>
+        <w:rPr>
+          <w:b/>
+          <w:bCs/>
+        </w:rPr>
+        <w:t>исло продаж</w:t>
+      </w:r>
+      <w:r>
+        <w:t xml:space="preserve"> может быть </w:t>
+      </w:r>
+      <w:r>
+        <w:rPr>
+          <w:i/>
+          <w:iCs/>
+        </w:rPr>
+        <w:t>малым</w:t>
+      </w:r>
+      <w:r>
+        <w:t xml:space="preserve"> (7 продаж в год), </w:t>
+      </w:r>
+      <w:r>
+        <w:rPr>
+          <w:i/>
+          <w:iCs/>
+        </w:rPr>
+        <w:t>средним</w:t>
+      </w:r>
+      <w:r>
+        <w:t xml:space="preserve"> (12 продаж в год) или </w:t>
+      </w:r>
+      <w:r>
+        <w:rPr>
+          <w:i/>
+          <w:iCs/>
+        </w:rPr>
+        <w:t>большим</w:t>
+      </w:r>
+      <w:r>
+        <w:t xml:space="preserve"> (18 продаж в год). Ценовая политика фирмы такова, что:</w:t>
       </w:r>
     </w:p>
     <w:p>
@@ -462,12 +573,25 @@
         <w:ind w:left="1134" w:hanging="425"/>
       </w:pPr>
       <w:r>
-        <w:t xml:space="preserve">при большом объеме продаж простой продукт можно продавать по 200 тыс. руб., а сложный – по 350 тыс. руб. </w:t>
+        <w:t>при большом объ</w:t>
+      </w:r>
+      <w:r>
+        <w:t>ё</w:t>
+      </w:r>
+      <w:r>
+        <w:t xml:space="preserve">ме продаж простой продукт можно продавать по 200 тыс. руб., а сложный – по 350 тыс. руб. </w:t>
       </w:r>
     </w:p>
     <w:p>
       <w:r>
-        <w:t xml:space="preserve">Надо: </w:t>
+        <w:rPr>
+          <w:b/>
+          <w:bCs/>
+        </w:rPr>
+        <w:t>Надо</w:t>
+      </w:r>
+      <w:r>
+        <w:t xml:space="preserve">: </w:t>
       </w:r>
     </w:p>
     <w:p>
@@ -530,34 +654,2475 @@
       </w:pPr>
     </w:p>
     <w:p>
-      <w:pPr>
+      <w:r>
+        <w:t>Задача представляет собой ситуацию неопределённости, где стоит выбор между двумя вариантами. Они отличаются стоимостью и качеством. Также возможно три сценария объёма продаж, относительно которых строится ценовая политика. Необходимо рассчитать финансовые последствия каждого варианта и выбрать наиболее эффективный.</w:t>
+      </w:r>
+    </w:p>
+    <w:p>
+      <w:r>
+        <w:t xml:space="preserve">Для этого случая наиболее подходит </w:t>
+      </w:r>
+      <w:r>
+        <w:rPr>
+          <w:b/>
+          <w:bCs/>
+        </w:rPr>
+        <w:t>методика «Принятие управленческих решений»</w:t>
+      </w:r>
+      <w:r>
+        <w:t>, поскольку стоит классическая проблема выбора: имеется ряд альтернатив, которые необходимо проанализировать, рассмотреть риски и сформулировать конечное решение.</w:t>
+      </w:r>
+    </w:p>
+    <w:p>
+      <w:r>
+        <w:rPr>
+          <w:b/>
+          <w:bCs/>
+          <w:u w:val="single"/>
+        </w:rPr>
+        <w:t>Формулировка управленческого решения</w:t>
+      </w:r>
+      <w:r>
+        <w:t>: для извлечения коммерческой выгоды с разработки программного продукта выбрать для него наилучший</w:t>
+      </w:r>
+      <w:r>
+        <w:t xml:space="preserve"> по соотношению цена/качество</w:t>
+      </w:r>
+      <w:r>
+        <w:t xml:space="preserve"> вариант архитектуры, анализируя сценарии спроса и предложения.</w:t>
+      </w:r>
+    </w:p>
+    <w:p>
+      <w:r>
+        <w:rPr>
+          <w:b/>
+          <w:bCs/>
+          <w:u w:val="single"/>
+        </w:rPr>
+        <w:t>Н</w:t>
+      </w:r>
+      <w:r>
+        <w:rPr>
+          <w:b/>
+          <w:bCs/>
+          <w:u w:val="single"/>
+        </w:rPr>
+        <w:t>еобходимые условия</w:t>
+      </w:r>
+      <w:r>
+        <w:t xml:space="preserve">: </w:t>
+      </w:r>
+      <w:r>
+        <w:t>а</w:t>
+      </w:r>
+      <w:r>
+        <w:t>рхитектура позволя</w:t>
+      </w:r>
+      <w:r>
+        <w:t>ет</w:t>
+      </w:r>
+      <w:r>
+        <w:t xml:space="preserve"> создать работоспособный продукт, удовлетворяющий базовым требованиям пользователей (оба варианта </w:t>
+      </w:r>
+      <w:r>
+        <w:t>полностью соответствуют</w:t>
+      </w:r>
+      <w:r>
+        <w:t>).</w:t>
+      </w:r>
+    </w:p>
+    <w:p>
+      <w:r>
+        <w:rPr>
+          <w:b/>
+          <w:bCs/>
+          <w:u w:val="single"/>
+        </w:rPr>
+        <w:t>Достаточные условия (</w:t>
+      </w:r>
+      <w:r>
+        <w:rPr>
+          <w:b/>
+          <w:bCs/>
+          <w:u w:val="single"/>
+        </w:rPr>
+        <w:t>о</w:t>
+      </w:r>
+      <w:r>
+        <w:rPr>
+          <w:b/>
+          <w:bCs/>
+          <w:u w:val="single"/>
+        </w:rPr>
+        <w:t>ценочные критерии)</w:t>
+      </w:r>
+      <w:r>
+        <w:t>:</w:t>
+      </w:r>
+    </w:p>
+    <w:p>
+      <w:pPr>
+        <w:pStyle w:val="aa"/>
+        <w:numPr>
+          <w:ilvl w:val="0"/>
+          <w:numId w:val="59"/>
+        </w:numPr>
+        <w:ind w:left="1418" w:hanging="425"/>
+      </w:pPr>
+      <w:r>
+        <w:t>Максимизация качества</w:t>
+      </w:r>
+      <w:r>
         <w:rPr>
           <w:lang w:val="en-US"/>
         </w:rPr>
-      </w:pPr>
+        <w:t xml:space="preserve"> – </w:t>
+      </w:r>
+      <w:r>
+        <w:t>вес 6</w:t>
+      </w:r>
       <w:r>
         <w:rPr>
           <w:lang w:val="en-US"/>
         </w:rPr>
-        <w:t>.</w:t>
+        <w:t>;</w:t>
       </w:r>
     </w:p>
     <w:p>
       <w:pPr>
+        <w:pStyle w:val="aa"/>
+        <w:numPr>
+          <w:ilvl w:val="0"/>
+          <w:numId w:val="59"/>
+        </w:numPr>
+        <w:ind w:left="1418" w:hanging="425"/>
+      </w:pPr>
+      <w:r>
+        <w:t>Минимизация затрат</w:t>
+      </w:r>
+      <w:r>
+        <w:t xml:space="preserve"> на разработку – вес 8</w:t>
+      </w:r>
+      <w:r>
+        <w:t>;</w:t>
+      </w:r>
+    </w:p>
+    <w:p>
+      <w:pPr>
+        <w:pStyle w:val="aa"/>
+        <w:numPr>
+          <w:ilvl w:val="0"/>
+          <w:numId w:val="59"/>
+        </w:numPr>
+        <w:ind w:left="1418" w:hanging="425"/>
+      </w:pPr>
+      <w:r>
+        <w:t xml:space="preserve">Потенциальный доход </w:t>
+      </w:r>
+      <w:r>
+        <w:t>с продаж – вес 10.</w:t>
+      </w:r>
+    </w:p>
+    <w:p>
+      <w:r>
+        <w:t>Вариантам решения были присвоены оценки 1-10 по оценочным критериям</w:t>
+      </w:r>
+      <w:r>
+        <w:t xml:space="preserve">, затем они были суммированы </w:t>
+      </w:r>
+      <w:r>
+        <w:t>с учётом</w:t>
+      </w:r>
+      <w:r>
+        <w:t xml:space="preserve"> весов</w:t>
+      </w:r>
+      <w:r>
+        <w:t xml:space="preserve"> </w:t>
+      </w:r>
+      <w:r>
+        <w:t xml:space="preserve">их </w:t>
+      </w:r>
+      <w:r>
+        <w:t>оценочной важности.</w:t>
+      </w:r>
+    </w:p>
+    <w:p/>
+    <w:p>
+      <w:r>
+        <w:t>Таблица 3.1 – Оценка решений по критериям</w:t>
+      </w:r>
+    </w:p>
+    <w:tbl>
+      <w:tblPr>
+        <w:tblStyle w:val="a5"/>
+        <w:tblW w:w="0" w:type="auto"/>
+        <w:tblLook w:val="04A0" w:firstRow="1" w:lastRow="0" w:firstColumn="1" w:lastColumn="0" w:noHBand="0" w:noVBand="1"/>
+      </w:tblPr>
+      <w:tblGrid>
+        <w:gridCol w:w="3379"/>
+        <w:gridCol w:w="3379"/>
+        <w:gridCol w:w="3379"/>
+      </w:tblGrid>
+      <w:tr>
+        <w:tc>
+          <w:tcPr>
+            <w:tcW w:w="3379" w:type="dxa"/>
+            <w:shd w:val="clear" w:color="auto" w:fill="BFBFBF" w:themeFill="background1" w:themeFillShade="BF"/>
+          </w:tcPr>
+          <w:p>
+            <w:pPr>
+              <w:spacing w:line="276" w:lineRule="auto"/>
+              <w:ind w:firstLine="0"/>
+              <w:rPr>
+                <w:sz w:val="24"/>
+                <w:szCs w:val="20"/>
+              </w:rPr>
+            </w:pPr>
+          </w:p>
+        </w:tc>
+        <w:tc>
+          <w:tcPr>
+            <w:tcW w:w="3379" w:type="dxa"/>
+            <w:shd w:val="clear" w:color="auto" w:fill="D9D9D9" w:themeFill="background1" w:themeFillShade="D9"/>
+          </w:tcPr>
+          <w:p>
+            <w:pPr>
+              <w:spacing w:line="276" w:lineRule="auto"/>
+              <w:ind w:firstLine="0"/>
+              <w:rPr>
+                <w:b/>
+                <w:bCs/>
+                <w:sz w:val="24"/>
+                <w:szCs w:val="20"/>
+              </w:rPr>
+            </w:pPr>
+            <w:r>
+              <w:rPr>
+                <w:b/>
+                <w:bCs/>
+                <w:sz w:val="24"/>
+                <w:szCs w:val="20"/>
+              </w:rPr>
+              <w:t>Клиент-сервер</w:t>
+            </w:r>
+          </w:p>
+        </w:tc>
+        <w:tc>
+          <w:tcPr>
+            <w:tcW w:w="3379" w:type="dxa"/>
+            <w:shd w:val="clear" w:color="auto" w:fill="D9D9D9" w:themeFill="background1" w:themeFillShade="D9"/>
+          </w:tcPr>
+          <w:p>
+            <w:pPr>
+              <w:spacing w:line="276" w:lineRule="auto"/>
+              <w:ind w:firstLine="0"/>
+              <w:rPr>
+                <w:b/>
+                <w:bCs/>
+                <w:sz w:val="24"/>
+                <w:szCs w:val="20"/>
+              </w:rPr>
+            </w:pPr>
+            <w:r>
+              <w:rPr>
+                <w:b/>
+                <w:bCs/>
+                <w:sz w:val="24"/>
+                <w:szCs w:val="20"/>
+              </w:rPr>
+              <w:t>Многозвенная</w:t>
+            </w:r>
+          </w:p>
+        </w:tc>
+      </w:tr>
+      <w:tr>
+        <w:tc>
+          <w:tcPr>
+            <w:tcW w:w="3379" w:type="dxa"/>
+            <w:shd w:val="clear" w:color="auto" w:fill="D9D9D9" w:themeFill="background1" w:themeFillShade="D9"/>
+          </w:tcPr>
+          <w:p>
+            <w:pPr>
+              <w:spacing w:line="276" w:lineRule="auto"/>
+              <w:ind w:firstLine="0"/>
+              <w:rPr>
+                <w:b/>
+                <w:bCs/>
+                <w:sz w:val="24"/>
+                <w:szCs w:val="20"/>
+              </w:rPr>
+            </w:pPr>
+            <w:r>
+              <w:rPr>
+                <w:b/>
+                <w:bCs/>
+                <w:sz w:val="24"/>
+                <w:szCs w:val="20"/>
+              </w:rPr>
+              <w:t>Качество</w:t>
+            </w:r>
+          </w:p>
+        </w:tc>
+        <w:tc>
+          <w:tcPr>
+            <w:tcW w:w="3379" w:type="dxa"/>
+          </w:tcPr>
+          <w:p>
+            <w:pPr>
+              <w:spacing w:line="276" w:lineRule="auto"/>
+              <w:ind w:firstLine="0"/>
+              <w:rPr>
+                <w:sz w:val="24"/>
+                <w:szCs w:val="20"/>
+              </w:rPr>
+            </w:pPr>
+            <w:r>
+              <w:rPr>
+                <w:sz w:val="24"/>
+                <w:szCs w:val="20"/>
+              </w:rPr>
+              <w:t>7</w:t>
+            </w:r>
+          </w:p>
+        </w:tc>
+        <w:tc>
+          <w:tcPr>
+            <w:tcW w:w="3379" w:type="dxa"/>
+          </w:tcPr>
+          <w:p>
+            <w:pPr>
+              <w:spacing w:line="276" w:lineRule="auto"/>
+              <w:ind w:firstLine="0"/>
+              <w:rPr>
+                <w:sz w:val="24"/>
+                <w:szCs w:val="20"/>
+              </w:rPr>
+            </w:pPr>
+            <w:r>
+              <w:rPr>
+                <w:sz w:val="24"/>
+                <w:szCs w:val="20"/>
+              </w:rPr>
+              <w:t>10</w:t>
+            </w:r>
+          </w:p>
+        </w:tc>
+      </w:tr>
+      <w:tr>
+        <w:tc>
+          <w:tcPr>
+            <w:tcW w:w="3379" w:type="dxa"/>
+            <w:shd w:val="clear" w:color="auto" w:fill="D9D9D9" w:themeFill="background1" w:themeFillShade="D9"/>
+          </w:tcPr>
+          <w:p>
+            <w:pPr>
+              <w:spacing w:line="276" w:lineRule="auto"/>
+              <w:ind w:firstLine="0"/>
+              <w:rPr>
+                <w:b/>
+                <w:bCs/>
+                <w:sz w:val="24"/>
+                <w:szCs w:val="20"/>
+              </w:rPr>
+            </w:pPr>
+            <w:r>
+              <w:rPr>
+                <w:b/>
+                <w:bCs/>
+                <w:sz w:val="24"/>
+                <w:szCs w:val="20"/>
+              </w:rPr>
+              <w:t>Затраты на разработку</w:t>
+            </w:r>
+          </w:p>
+        </w:tc>
+        <w:tc>
+          <w:tcPr>
+            <w:tcW w:w="3379" w:type="dxa"/>
+          </w:tcPr>
+          <w:p>
+            <w:pPr>
+              <w:spacing w:line="276" w:lineRule="auto"/>
+              <w:ind w:firstLine="0"/>
+              <w:rPr>
+                <w:sz w:val="24"/>
+                <w:szCs w:val="20"/>
+              </w:rPr>
+            </w:pPr>
+            <w:r>
+              <w:rPr>
+                <w:sz w:val="24"/>
+                <w:szCs w:val="20"/>
+              </w:rPr>
+              <w:t>10</w:t>
+            </w:r>
+          </w:p>
+        </w:tc>
+        <w:tc>
+          <w:tcPr>
+            <w:tcW w:w="3379" w:type="dxa"/>
+          </w:tcPr>
+          <w:p>
+            <w:pPr>
+              <w:spacing w:line="276" w:lineRule="auto"/>
+              <w:ind w:firstLine="0"/>
+              <w:rPr>
+                <w:sz w:val="24"/>
+                <w:szCs w:val="20"/>
+              </w:rPr>
+            </w:pPr>
+            <w:r>
+              <w:rPr>
+                <w:sz w:val="24"/>
+                <w:szCs w:val="20"/>
+              </w:rPr>
+              <w:t>6</w:t>
+            </w:r>
+          </w:p>
+        </w:tc>
+      </w:tr>
+      <w:tr>
+        <w:tc>
+          <w:tcPr>
+            <w:tcW w:w="3379" w:type="dxa"/>
+            <w:shd w:val="clear" w:color="auto" w:fill="D9D9D9" w:themeFill="background1" w:themeFillShade="D9"/>
+          </w:tcPr>
+          <w:p>
+            <w:pPr>
+              <w:spacing w:line="276" w:lineRule="auto"/>
+              <w:ind w:firstLine="0"/>
+              <w:rPr>
+                <w:b/>
+                <w:bCs/>
+                <w:sz w:val="24"/>
+                <w:szCs w:val="20"/>
+              </w:rPr>
+            </w:pPr>
+            <w:r>
+              <w:rPr>
+                <w:b/>
+                <w:bCs/>
+                <w:sz w:val="24"/>
+                <w:szCs w:val="20"/>
+              </w:rPr>
+              <w:t>Потенциал дохода</w:t>
+            </w:r>
+          </w:p>
+        </w:tc>
+        <w:tc>
+          <w:tcPr>
+            <w:tcW w:w="3379" w:type="dxa"/>
+          </w:tcPr>
+          <w:p>
+            <w:pPr>
+              <w:spacing w:line="276" w:lineRule="auto"/>
+              <w:ind w:firstLine="0"/>
+              <w:rPr>
+                <w:sz w:val="24"/>
+                <w:szCs w:val="20"/>
+              </w:rPr>
+            </w:pPr>
+            <w:r>
+              <w:rPr>
+                <w:sz w:val="24"/>
+                <w:szCs w:val="20"/>
+              </w:rPr>
+              <w:t>8</w:t>
+            </w:r>
+          </w:p>
+        </w:tc>
+        <w:tc>
+          <w:tcPr>
+            <w:tcW w:w="3379" w:type="dxa"/>
+          </w:tcPr>
+          <w:p>
+            <w:pPr>
+              <w:spacing w:line="276" w:lineRule="auto"/>
+              <w:ind w:firstLine="0"/>
+              <w:rPr>
+                <w:sz w:val="24"/>
+                <w:szCs w:val="20"/>
+              </w:rPr>
+            </w:pPr>
+            <w:r>
+              <w:rPr>
+                <w:sz w:val="24"/>
+                <w:szCs w:val="20"/>
+              </w:rPr>
+              <w:t>9</w:t>
+            </w:r>
+          </w:p>
+        </w:tc>
+      </w:tr>
+      <w:tr>
+        <w:tc>
+          <w:tcPr>
+            <w:tcW w:w="3379" w:type="dxa"/>
+            <w:shd w:val="clear" w:color="auto" w:fill="D9D9D9" w:themeFill="background1" w:themeFillShade="D9"/>
+          </w:tcPr>
+          <w:p>
+            <w:pPr>
+              <w:spacing w:line="276" w:lineRule="auto"/>
+              <w:ind w:firstLine="0"/>
+              <w:rPr>
+                <w:b/>
+                <w:bCs/>
+                <w:sz w:val="24"/>
+                <w:szCs w:val="20"/>
+              </w:rPr>
+            </w:pPr>
+            <w:r>
+              <w:rPr>
+                <w:b/>
+                <w:bCs/>
+                <w:sz w:val="24"/>
+                <w:szCs w:val="20"/>
+              </w:rPr>
+              <w:t>Итого:</w:t>
+            </w:r>
+          </w:p>
+        </w:tc>
+        <w:tc>
+          <w:tcPr>
+            <w:tcW w:w="3379" w:type="dxa"/>
+          </w:tcPr>
+          <w:p>
+            <w:pPr>
+              <w:spacing w:line="276" w:lineRule="auto"/>
+              <w:ind w:firstLine="0"/>
+              <w:rPr>
+                <w:sz w:val="24"/>
+                <w:szCs w:val="20"/>
+              </w:rPr>
+            </w:pPr>
+            <m:oMathPara>
+              <m:oMath>
+                <m:r>
+                  <w:rPr>
+                    <w:rFonts w:ascii="Cambria Math" w:hAnsi="Cambria Math"/>
+                    <w:sz w:val="24"/>
+                    <w:szCs w:val="20"/>
+                  </w:rPr>
+                  <m:t>7*6+10</m:t>
+                </m:r>
+                <m:r>
+                  <w:rPr>
+                    <w:rFonts w:ascii="Cambria Math" w:hAnsi="Cambria Math"/>
+                    <w:sz w:val="24"/>
+                    <w:szCs w:val="20"/>
+                  </w:rPr>
+                  <m:t>*8</m:t>
+                </m:r>
+                <m:r>
+                  <w:rPr>
+                    <w:rFonts w:ascii="Cambria Math" w:hAnsi="Cambria Math"/>
+                    <w:sz w:val="24"/>
+                    <w:szCs w:val="20"/>
+                  </w:rPr>
+                  <m:t>+8*10=202</m:t>
+                </m:r>
+              </m:oMath>
+            </m:oMathPara>
+          </w:p>
+        </w:tc>
+        <w:tc>
+          <w:tcPr>
+            <w:tcW w:w="3379" w:type="dxa"/>
+          </w:tcPr>
+          <w:p>
+            <w:pPr>
+              <w:spacing w:line="276" w:lineRule="auto"/>
+              <w:ind w:firstLine="0"/>
+              <w:rPr>
+                <w:sz w:val="24"/>
+                <w:szCs w:val="20"/>
+              </w:rPr>
+            </w:pPr>
+            <m:oMathPara>
+              <m:oMath>
+                <m:r>
+                  <w:rPr>
+                    <w:rFonts w:ascii="Cambria Math" w:hAnsi="Cambria Math"/>
+                    <w:sz w:val="24"/>
+                    <w:szCs w:val="20"/>
+                  </w:rPr>
+                  <m:t>10*6+6*8+9*10=198</m:t>
+                </m:r>
+              </m:oMath>
+            </m:oMathPara>
+          </w:p>
+        </w:tc>
+      </w:tr>
+    </w:tbl>
+    <w:p>
+      <w:pPr>
         <w:ind w:firstLine="0"/>
+      </w:pPr>
+    </w:p>
+    <w:p>
+      <w:r>
+        <w:lastRenderedPageBreak/>
+        <w:t xml:space="preserve">По </w:t>
+      </w:r>
+      <w:r>
+        <w:t>критериальной оценке</w:t>
+      </w:r>
+      <w:r>
+        <w:t xml:space="preserve"> первая архитектура (более дешёвая клиент-сервер) незначительно опережает вторую.</w:t>
+      </w:r>
+    </w:p>
+    <w:p>
+      <w:r>
+        <w:t>Для последующих операций была высчитана теоретическая прибыль для обоих вариантах при разных прогнозах потребительского спроса:</w:t>
+      </w:r>
+    </w:p>
+    <w:p/>
+    <w:p>
+      <w:r>
+        <w:t>Таблица 3.2 – Оценка потенциальной прибыли (тыс. руб.)</w:t>
+      </w:r>
+    </w:p>
+    <w:tbl>
+      <w:tblPr>
+        <w:tblStyle w:val="a5"/>
+        <w:tblW w:w="0" w:type="auto"/>
+        <w:tblLook w:val="04A0" w:firstRow="1" w:lastRow="0" w:firstColumn="1" w:lastColumn="0" w:noHBand="0" w:noVBand="1"/>
+      </w:tblPr>
+      <w:tblGrid>
+        <w:gridCol w:w="3653"/>
+        <w:gridCol w:w="3242"/>
+        <w:gridCol w:w="3242"/>
+      </w:tblGrid>
+      <w:tr>
+        <w:tc>
+          <w:tcPr>
+            <w:tcW w:w="3653" w:type="dxa"/>
+            <w:shd w:val="clear" w:color="auto" w:fill="BFBFBF" w:themeFill="background1" w:themeFillShade="BF"/>
+            <w:vAlign w:val="center"/>
+          </w:tcPr>
+          <w:p>
+            <w:pPr>
+              <w:spacing w:line="276" w:lineRule="auto"/>
+              <w:ind w:firstLine="0"/>
+              <w:jc w:val="center"/>
+              <w:rPr>
+                <w:b/>
+                <w:bCs/>
+                <w:sz w:val="24"/>
+                <w:szCs w:val="20"/>
+              </w:rPr>
+            </w:pPr>
+            <w:r>
+              <w:rPr>
+                <w:b/>
+                <w:bCs/>
+                <w:sz w:val="24"/>
+                <w:szCs w:val="20"/>
+              </w:rPr>
+              <w:t>Число продаж</w:t>
+            </w:r>
+            <w:r>
+              <w:rPr>
+                <w:b/>
+                <w:bCs/>
+                <w:sz w:val="24"/>
+                <w:szCs w:val="20"/>
+                <w:lang w:val="en-US"/>
+              </w:rPr>
+              <w:t xml:space="preserve"> \ </w:t>
+            </w:r>
+            <w:r>
+              <w:rPr>
+                <w:b/>
+                <w:bCs/>
+                <w:sz w:val="24"/>
+                <w:szCs w:val="20"/>
+              </w:rPr>
+              <w:t>Продукт</w:t>
+            </w:r>
+          </w:p>
+        </w:tc>
+        <w:tc>
+          <w:tcPr>
+            <w:tcW w:w="3242" w:type="dxa"/>
+            <w:shd w:val="clear" w:color="auto" w:fill="D9D9D9" w:themeFill="background1" w:themeFillShade="D9"/>
+            <w:vAlign w:val="center"/>
+          </w:tcPr>
+          <w:p>
+            <w:pPr>
+              <w:spacing w:line="276" w:lineRule="auto"/>
+              <w:ind w:firstLine="0"/>
+              <w:jc w:val="center"/>
+              <w:rPr>
+                <w:sz w:val="24"/>
+                <w:szCs w:val="20"/>
+              </w:rPr>
+            </w:pPr>
+            <w:r>
+              <w:rPr>
+                <w:sz w:val="24"/>
+                <w:szCs w:val="20"/>
+              </w:rPr>
+              <w:t>Клиент-сервер</w:t>
+            </w:r>
+          </w:p>
+        </w:tc>
+        <w:tc>
+          <w:tcPr>
+            <w:tcW w:w="3242" w:type="dxa"/>
+            <w:shd w:val="clear" w:color="auto" w:fill="D9D9D9" w:themeFill="background1" w:themeFillShade="D9"/>
+            <w:vAlign w:val="center"/>
+          </w:tcPr>
+          <w:p>
+            <w:pPr>
+              <w:spacing w:line="276" w:lineRule="auto"/>
+              <w:ind w:firstLine="0"/>
+              <w:jc w:val="center"/>
+              <w:rPr>
+                <w:sz w:val="24"/>
+                <w:szCs w:val="20"/>
+              </w:rPr>
+            </w:pPr>
+            <w:r>
+              <w:rPr>
+                <w:sz w:val="24"/>
+                <w:szCs w:val="20"/>
+              </w:rPr>
+              <w:t>Многозвенная</w:t>
+            </w:r>
+          </w:p>
+        </w:tc>
+      </w:tr>
+      <w:tr>
+        <w:tc>
+          <w:tcPr>
+            <w:tcW w:w="3653" w:type="dxa"/>
+            <w:shd w:val="clear" w:color="auto" w:fill="D9D9D9" w:themeFill="background1" w:themeFillShade="D9"/>
+          </w:tcPr>
+          <w:p>
+            <w:pPr>
+              <w:spacing w:line="276" w:lineRule="auto"/>
+              <w:ind w:firstLine="0"/>
+              <w:rPr>
+                <w:sz w:val="24"/>
+                <w:szCs w:val="20"/>
+              </w:rPr>
+            </w:pPr>
+            <w:r>
+              <w:rPr>
+                <w:sz w:val="24"/>
+                <w:szCs w:val="20"/>
+              </w:rPr>
+              <w:t>Малое (7)</w:t>
+            </w:r>
+          </w:p>
+        </w:tc>
+        <w:tc>
+          <w:tcPr>
+            <w:tcW w:w="3242" w:type="dxa"/>
+          </w:tcPr>
+          <w:p>
+            <w:pPr>
+              <w:spacing w:line="276" w:lineRule="auto"/>
+              <w:ind w:firstLine="0"/>
+              <w:rPr>
+                <w:sz w:val="24"/>
+                <w:szCs w:val="20"/>
+              </w:rPr>
+            </w:pPr>
+            <w:r>
+              <w:rPr>
+                <w:sz w:val="24"/>
+                <w:szCs w:val="20"/>
+              </w:rPr>
+              <w:t>120*7-400</w:t>
+            </w:r>
+            <w:r>
+              <w:rPr>
+                <w:sz w:val="24"/>
+                <w:szCs w:val="20"/>
+              </w:rPr>
+              <w:t>=440</w:t>
+            </w:r>
+          </w:p>
+        </w:tc>
+        <w:tc>
+          <w:tcPr>
+            <w:tcW w:w="3242" w:type="dxa"/>
+          </w:tcPr>
+          <w:p>
+            <w:pPr>
+              <w:spacing w:line="276" w:lineRule="auto"/>
+              <w:ind w:firstLine="0"/>
+              <w:rPr>
+                <w:sz w:val="24"/>
+                <w:szCs w:val="20"/>
+              </w:rPr>
+            </w:pPr>
+            <w:r>
+              <w:rPr>
+                <w:sz w:val="24"/>
+                <w:szCs w:val="20"/>
+              </w:rPr>
+              <w:t>12</w:t>
+            </w:r>
+            <w:r>
+              <w:rPr>
+                <w:sz w:val="24"/>
+                <w:szCs w:val="20"/>
+              </w:rPr>
+              <w:t>0*</w:t>
+            </w:r>
+            <w:r>
+              <w:rPr>
+                <w:sz w:val="24"/>
+                <w:szCs w:val="20"/>
+              </w:rPr>
+              <w:t>7</w:t>
+            </w:r>
+            <w:r>
+              <w:rPr>
+                <w:sz w:val="24"/>
+                <w:szCs w:val="20"/>
+              </w:rPr>
+              <w:t>-1200</w:t>
+            </w:r>
+            <w:r>
+              <w:rPr>
+                <w:sz w:val="24"/>
+                <w:szCs w:val="20"/>
+              </w:rPr>
+              <w:t>=</w:t>
+            </w:r>
+            <w:r>
+              <w:rPr>
+                <w:color w:val="FF0000"/>
+                <w:sz w:val="24"/>
+                <w:szCs w:val="20"/>
+              </w:rPr>
+              <w:t>-360</w:t>
+            </w:r>
+          </w:p>
+        </w:tc>
+      </w:tr>
+      <w:tr>
+        <w:tc>
+          <w:tcPr>
+            <w:tcW w:w="3653" w:type="dxa"/>
+            <w:shd w:val="clear" w:color="auto" w:fill="D9D9D9" w:themeFill="background1" w:themeFillShade="D9"/>
+          </w:tcPr>
+          <w:p>
+            <w:pPr>
+              <w:spacing w:line="276" w:lineRule="auto"/>
+              <w:ind w:firstLine="0"/>
+              <w:rPr>
+                <w:sz w:val="24"/>
+                <w:szCs w:val="20"/>
+              </w:rPr>
+            </w:pPr>
+            <w:r>
+              <w:rPr>
+                <w:sz w:val="24"/>
+                <w:szCs w:val="20"/>
+              </w:rPr>
+              <w:t>Среднее (12)</w:t>
+            </w:r>
+          </w:p>
+        </w:tc>
+        <w:tc>
+          <w:tcPr>
+            <w:tcW w:w="3242" w:type="dxa"/>
+          </w:tcPr>
+          <w:p>
+            <w:pPr>
+              <w:spacing w:line="276" w:lineRule="auto"/>
+              <w:ind w:firstLine="0"/>
+              <w:rPr>
+                <w:sz w:val="24"/>
+                <w:szCs w:val="20"/>
+              </w:rPr>
+            </w:pPr>
+            <w:r>
+              <w:rPr>
+                <w:sz w:val="24"/>
+                <w:szCs w:val="20"/>
+              </w:rPr>
+              <w:t>200*12-400</w:t>
+            </w:r>
+            <w:r>
+              <w:rPr>
+                <w:sz w:val="24"/>
+                <w:szCs w:val="20"/>
+              </w:rPr>
+              <w:t>=</w:t>
+            </w:r>
+            <w:r>
+              <w:rPr>
+                <w:sz w:val="24"/>
+                <w:szCs w:val="20"/>
+              </w:rPr>
+              <w:t>2000</w:t>
+            </w:r>
+          </w:p>
+        </w:tc>
+        <w:tc>
+          <w:tcPr>
+            <w:tcW w:w="3242" w:type="dxa"/>
+          </w:tcPr>
+          <w:p>
+            <w:pPr>
+              <w:spacing w:line="276" w:lineRule="auto"/>
+              <w:ind w:firstLine="0"/>
+              <w:rPr>
+                <w:sz w:val="24"/>
+                <w:szCs w:val="20"/>
+              </w:rPr>
+            </w:pPr>
+            <w:r>
+              <w:rPr>
+                <w:sz w:val="24"/>
+                <w:szCs w:val="20"/>
+              </w:rPr>
+              <w:t>300*12-1200</w:t>
+            </w:r>
+            <w:r>
+              <w:rPr>
+                <w:sz w:val="24"/>
+                <w:szCs w:val="20"/>
+              </w:rPr>
+              <w:t>=</w:t>
+            </w:r>
+            <w:r>
+              <w:rPr>
+                <w:sz w:val="24"/>
+                <w:szCs w:val="20"/>
+              </w:rPr>
+              <w:t>2400</w:t>
+            </w:r>
+          </w:p>
+        </w:tc>
+      </w:tr>
+      <w:tr>
+        <w:tc>
+          <w:tcPr>
+            <w:tcW w:w="3653" w:type="dxa"/>
+            <w:shd w:val="clear" w:color="auto" w:fill="D9D9D9" w:themeFill="background1" w:themeFillShade="D9"/>
+          </w:tcPr>
+          <w:p>
+            <w:pPr>
+              <w:spacing w:line="276" w:lineRule="auto"/>
+              <w:ind w:firstLine="0"/>
+              <w:rPr>
+                <w:sz w:val="24"/>
+                <w:szCs w:val="20"/>
+              </w:rPr>
+            </w:pPr>
+            <w:r>
+              <w:rPr>
+                <w:sz w:val="24"/>
+                <w:szCs w:val="20"/>
+              </w:rPr>
+              <w:t>Большое (18)</w:t>
+            </w:r>
+          </w:p>
+        </w:tc>
+        <w:tc>
+          <w:tcPr>
+            <w:tcW w:w="3242" w:type="dxa"/>
+          </w:tcPr>
+          <w:p>
+            <w:pPr>
+              <w:spacing w:line="276" w:lineRule="auto"/>
+              <w:ind w:firstLine="0"/>
+              <w:rPr>
+                <w:sz w:val="24"/>
+                <w:szCs w:val="20"/>
+              </w:rPr>
+            </w:pPr>
+            <w:r>
+              <w:rPr>
+                <w:sz w:val="24"/>
+                <w:szCs w:val="20"/>
+              </w:rPr>
+              <w:t>200*18-400</w:t>
+            </w:r>
+            <w:r>
+              <w:rPr>
+                <w:sz w:val="24"/>
+                <w:szCs w:val="20"/>
+              </w:rPr>
+              <w:t>=</w:t>
+            </w:r>
+            <w:r>
+              <w:rPr>
+                <w:sz w:val="24"/>
+                <w:szCs w:val="20"/>
+              </w:rPr>
+              <w:t>3200</w:t>
+            </w:r>
+          </w:p>
+        </w:tc>
+        <w:tc>
+          <w:tcPr>
+            <w:tcW w:w="3242" w:type="dxa"/>
+          </w:tcPr>
+          <w:p>
+            <w:pPr>
+              <w:spacing w:line="276" w:lineRule="auto"/>
+              <w:ind w:firstLine="0"/>
+              <w:rPr>
+                <w:sz w:val="24"/>
+                <w:szCs w:val="20"/>
+              </w:rPr>
+            </w:pPr>
+            <w:r>
+              <w:rPr>
+                <w:sz w:val="24"/>
+                <w:szCs w:val="20"/>
+              </w:rPr>
+              <w:t>3</w:t>
+            </w:r>
+            <w:r>
+              <w:rPr>
+                <w:sz w:val="24"/>
+                <w:szCs w:val="20"/>
+              </w:rPr>
+              <w:t>5</w:t>
+            </w:r>
+            <w:r>
+              <w:rPr>
+                <w:sz w:val="24"/>
+                <w:szCs w:val="20"/>
+              </w:rPr>
+              <w:t>0*1</w:t>
+            </w:r>
+            <w:r>
+              <w:rPr>
+                <w:sz w:val="24"/>
+                <w:szCs w:val="20"/>
+              </w:rPr>
+              <w:t>8</w:t>
+            </w:r>
+            <w:r>
+              <w:rPr>
+                <w:sz w:val="24"/>
+                <w:szCs w:val="20"/>
+              </w:rPr>
+              <w:t>-1200</w:t>
+            </w:r>
+            <w:r>
+              <w:rPr>
+                <w:sz w:val="24"/>
+                <w:szCs w:val="20"/>
+              </w:rPr>
+              <w:t>=</w:t>
+            </w:r>
+            <w:r>
+              <w:rPr>
+                <w:sz w:val="24"/>
+                <w:szCs w:val="20"/>
+              </w:rPr>
+              <w:t>5100</w:t>
+            </w:r>
+          </w:p>
+        </w:tc>
+      </w:tr>
+    </w:tbl>
+    <w:p>
+      <w:pPr>
+        <w:ind w:firstLine="0"/>
+      </w:pPr>
+    </w:p>
+    <w:p>
+      <w:r>
+        <w:rPr>
+          <w:b/>
+          <w:bCs/>
+          <w:u w:val="single"/>
+        </w:rPr>
+        <w:t>Оценка рисков</w:t>
+      </w:r>
+    </w:p>
+    <w:p>
+      <w:r>
+        <w:t xml:space="preserve">Клиент-серверная архитектура: </w:t>
+      </w:r>
+    </w:p>
+    <w:p>
+      <w:pPr>
+        <w:pStyle w:val="aa"/>
+        <w:numPr>
+          <w:ilvl w:val="0"/>
+          <w:numId w:val="63"/>
+        </w:numPr>
+        <w:ind w:left="1418" w:hanging="425"/>
+      </w:pPr>
+      <w:r>
+        <w:t>обеспечивает прибыль при любом сценари</w:t>
+      </w:r>
+      <w:r>
+        <w:t>й =</w:t>
+      </w:r>
+      <w:r>
+        <w:t xml:space="preserve">&gt; </w:t>
+      </w:r>
+      <w:r>
+        <w:t>риск финансового провала низкий;</w:t>
+      </w:r>
+    </w:p>
+    <w:p>
+      <w:pPr>
+        <w:pStyle w:val="aa"/>
+        <w:numPr>
+          <w:ilvl w:val="0"/>
+          <w:numId w:val="63"/>
+        </w:numPr>
+        <w:ind w:left="1418" w:hanging="425"/>
+      </w:pPr>
+      <w:r>
+        <w:t>предоставляет меньше опций – возможно снижение спроса от профессиональных фирм;</w:t>
+      </w:r>
+    </w:p>
+    <w:p>
+      <w:pPr>
+        <w:pStyle w:val="aa"/>
+        <w:numPr>
+          <w:ilvl w:val="0"/>
+          <w:numId w:val="63"/>
+        </w:numPr>
+        <w:ind w:left="1418" w:hanging="425"/>
+      </w:pPr>
+      <w:r>
+        <w:t>имеет явно выраженный потолок прибыли</w:t>
+      </w:r>
+      <w:r>
+        <w:t>, особенно при большом спросе</w:t>
+      </w:r>
+      <w:r>
+        <w:t>;</w:t>
+      </w:r>
+    </w:p>
+    <w:p>
+      <w:r>
+        <w:t xml:space="preserve">Многозвенная архитектура: </w:t>
+      </w:r>
+    </w:p>
+    <w:p>
+      <w:pPr>
+        <w:pStyle w:val="aa"/>
+        <w:numPr>
+          <w:ilvl w:val="0"/>
+          <w:numId w:val="62"/>
+        </w:numPr>
+        <w:ind w:left="1418" w:hanging="425"/>
+      </w:pPr>
+      <w:r>
+        <w:t>обеспечивает высоку</w:t>
+      </w:r>
+      <w:r>
+        <w:t xml:space="preserve">ю </w:t>
+      </w:r>
+      <w:r>
+        <w:t>прибыль при среднем и высоком спросе</w:t>
+      </w:r>
+      <w:r>
+        <w:t>, однако рискует стать</w:t>
+      </w:r>
+      <w:r>
+        <w:t xml:space="preserve"> </w:t>
+      </w:r>
+      <w:r>
+        <w:t>убыточ</w:t>
+      </w:r>
+      <w:r>
+        <w:t>ной</w:t>
+      </w:r>
+      <w:r>
+        <w:t xml:space="preserve"> при низком спросе; </w:t>
+      </w:r>
+    </w:p>
+    <w:p>
+      <w:pPr>
+        <w:pStyle w:val="aa"/>
+        <w:numPr>
+          <w:ilvl w:val="0"/>
+          <w:numId w:val="62"/>
+        </w:numPr>
+        <w:ind w:left="1418" w:hanging="425"/>
+      </w:pPr>
+      <w:r>
+        <w:t>цена может отпугнуть клиентов;</w:t>
+      </w:r>
+    </w:p>
+    <w:p>
+      <w:pPr>
+        <w:pStyle w:val="aa"/>
+        <w:numPr>
+          <w:ilvl w:val="0"/>
+          <w:numId w:val="62"/>
+        </w:numPr>
+        <w:ind w:left="1418" w:hanging="425"/>
+      </w:pPr>
+      <w:r>
+        <w:t>возможно, опции такой архитектуры нужны далеко не всем;</w:t>
+      </w:r>
+    </w:p>
+    <w:p/>
+    <w:p>
+      <w:pPr>
+        <w:rPr>
+          <w:b/>
+          <w:bCs/>
+          <w:u w:val="single"/>
+        </w:rPr>
+      </w:pPr>
+      <w:r>
+        <w:rPr>
+          <w:b/>
+          <w:bCs/>
+          <w:u w:val="single"/>
+        </w:rPr>
+        <w:t>Оцен</w:t>
+      </w:r>
+      <w:r>
+        <w:rPr>
+          <w:b/>
+          <w:bCs/>
+          <w:u w:val="single"/>
+        </w:rPr>
+        <w:t>к</w:t>
+      </w:r>
+      <w:r>
+        <w:rPr>
+          <w:b/>
+          <w:bCs/>
+          <w:u w:val="single"/>
+        </w:rPr>
+        <w:t>а возможных негативных последствий</w:t>
+      </w:r>
+    </w:p>
+    <w:p>
+      <w:r>
+        <w:rPr>
+          <w:u w:val="single"/>
+        </w:rPr>
+        <w:t>Клиент-сервер</w:t>
+      </w:r>
+      <w:r>
+        <w:t>:</w:t>
+      </w:r>
+      <w:r>
+        <w:t xml:space="preserve"> могут возникнуть проблемы, если недооценить </w:t>
+      </w:r>
+      <w:r>
+        <w:t>потребности</w:t>
+      </w:r>
+      <w:r>
+        <w:t xml:space="preserve"> пользователей и </w:t>
+      </w:r>
+      <w:r>
+        <w:t>важность упущенных ради экономии функций</w:t>
+      </w:r>
+      <w:r>
+        <w:t xml:space="preserve"> продукта. Ограниченны</w:t>
+      </w:r>
+      <w:r>
+        <w:t>й</w:t>
+      </w:r>
+      <w:r>
+        <w:t xml:space="preserve"> </w:t>
+      </w:r>
+      <w:r>
+        <w:t>бюджет</w:t>
+      </w:r>
+      <w:r>
+        <w:t xml:space="preserve"> мо</w:t>
+      </w:r>
+      <w:r>
+        <w:t>жет негативно сказаться на качестве разработки</w:t>
+      </w:r>
+      <w:r>
+        <w:t xml:space="preserve">. </w:t>
+      </w:r>
+      <w:r>
+        <w:t>Также п</w:t>
+      </w:r>
+      <w:r>
+        <w:t>родукт может плохо масштабироваться</w:t>
+      </w:r>
+      <w:r>
         <w:rPr>
           <w:lang w:val="en-US"/>
         </w:rPr>
-      </w:pPr>
+        <w:t xml:space="preserve"> </w:t>
+      </w:r>
+      <w:r>
+        <w:t>при увеличении спроса</w:t>
+      </w:r>
+      <w:r>
+        <w:t>.</w:t>
+      </w:r>
     </w:p>
     <w:p>
+      <w:r>
+        <w:rPr>
+          <w:u w:val="single"/>
+        </w:rPr>
+        <w:t>Многозвенная архитектура</w:t>
+      </w:r>
+      <w:r>
+        <w:t>:</w:t>
+      </w:r>
+      <w:r>
+        <w:t xml:space="preserve"> </w:t>
+      </w:r>
+      <w:r>
+        <w:t>возможна</w:t>
+      </w:r>
+      <w:r>
+        <w:t xml:space="preserve"> переоценк</w:t>
+      </w:r>
+      <w:r>
+        <w:t>а</w:t>
+      </w:r>
+      <w:r>
+        <w:t xml:space="preserve"> спроса </w:t>
+      </w:r>
+      <w:r>
+        <w:t xml:space="preserve">клиентов на те </w:t>
+      </w:r>
+      <w:r>
+        <w:t>возможност</w:t>
+      </w:r>
+      <w:r>
+        <w:t>и, что предоставляет</w:t>
+      </w:r>
+      <w:r>
+        <w:t xml:space="preserve"> продукт</w:t>
+      </w:r>
+      <w:r>
+        <w:t xml:space="preserve">. Также архитектура требует опытных </w:t>
+      </w:r>
+      <w:r>
+        <w:lastRenderedPageBreak/>
+        <w:t>квалифицированных специалистов и больших усилий – это удорожает стоимость и затягивает сроки разработки. Продукт может оказаться более не актуальным на момент выхода.</w:t>
+      </w:r>
+    </w:p>
+    <w:p>
+      <w:r>
+        <w:t>Для решения с наибольшей оценкой (клиент-сервер) были дополнительно оценены возможные негативные последствия</w:t>
+      </w:r>
+      <w:r>
+        <w:t xml:space="preserve"> (таблица 2.3).</w:t>
+      </w:r>
+    </w:p>
+    <w:p/>
+    <w:p>
+      <w:r>
+        <w:t xml:space="preserve">Таблица 2.3 </w:t>
+      </w:r>
+      <w:r>
+        <w:t>–</w:t>
+      </w:r>
+      <w:r>
+        <w:t xml:space="preserve"> </w:t>
+      </w:r>
+      <w:r>
+        <w:t>Оценка возможных проблем решения</w:t>
+      </w:r>
+      <w:r>
+        <w:t xml:space="preserve"> 1</w:t>
+      </w:r>
+    </w:p>
+    <w:tbl>
+      <w:tblPr>
+        <w:tblStyle w:val="a5"/>
+        <w:tblW w:w="0" w:type="auto"/>
+        <w:tblLook w:val="04A0" w:firstRow="1" w:lastRow="0" w:firstColumn="1" w:lastColumn="0" w:noHBand="0" w:noVBand="1"/>
+      </w:tblPr>
+      <w:tblGrid>
+        <w:gridCol w:w="2943"/>
+        <w:gridCol w:w="2694"/>
+        <w:gridCol w:w="4500"/>
+      </w:tblGrid>
+      <w:tr>
+        <w:tc>
+          <w:tcPr>
+            <w:tcW w:w="2943" w:type="dxa"/>
+            <w:shd w:val="clear" w:color="auto" w:fill="BFBFBF" w:themeFill="background1" w:themeFillShade="BF"/>
+            <w:vAlign w:val="center"/>
+          </w:tcPr>
+          <w:p>
+            <w:pPr>
+              <w:spacing w:line="276" w:lineRule="auto"/>
+              <w:ind w:firstLine="0"/>
+              <w:jc w:val="center"/>
+              <w:rPr>
+                <w:b/>
+                <w:bCs/>
+                <w:sz w:val="24"/>
+                <w:szCs w:val="20"/>
+              </w:rPr>
+            </w:pPr>
+            <w:r>
+              <w:rPr>
+                <w:b/>
+                <w:bCs/>
+                <w:sz w:val="24"/>
+                <w:szCs w:val="20"/>
+              </w:rPr>
+              <w:t>Проблема</w:t>
+            </w:r>
+          </w:p>
+        </w:tc>
+        <w:tc>
+          <w:tcPr>
+            <w:tcW w:w="2694" w:type="dxa"/>
+            <w:shd w:val="clear" w:color="auto" w:fill="D9D9D9" w:themeFill="background1" w:themeFillShade="D9"/>
+            <w:vAlign w:val="center"/>
+          </w:tcPr>
+          <w:p>
+            <w:pPr>
+              <w:spacing w:line="276" w:lineRule="auto"/>
+              <w:ind w:firstLine="0"/>
+              <w:jc w:val="center"/>
+              <w:rPr>
+                <w:b/>
+                <w:bCs/>
+                <w:sz w:val="24"/>
+                <w:szCs w:val="20"/>
+              </w:rPr>
+            </w:pPr>
+            <w:r>
+              <w:rPr>
+                <w:b/>
+                <w:bCs/>
+                <w:sz w:val="24"/>
+                <w:szCs w:val="20"/>
+              </w:rPr>
+              <w:t>Степень вероятности</w:t>
+            </w:r>
+          </w:p>
+        </w:tc>
+        <w:tc>
+          <w:tcPr>
+            <w:tcW w:w="4500" w:type="dxa"/>
+            <w:shd w:val="clear" w:color="auto" w:fill="D9D9D9" w:themeFill="background1" w:themeFillShade="D9"/>
+            <w:vAlign w:val="center"/>
+          </w:tcPr>
+          <w:p>
+            <w:pPr>
+              <w:spacing w:line="276" w:lineRule="auto"/>
+              <w:ind w:firstLine="0"/>
+              <w:jc w:val="center"/>
+              <w:rPr>
+                <w:b/>
+                <w:bCs/>
+                <w:sz w:val="24"/>
+                <w:szCs w:val="20"/>
+              </w:rPr>
+            </w:pPr>
+            <w:r>
+              <w:rPr>
+                <w:b/>
+                <w:bCs/>
+                <w:sz w:val="24"/>
+                <w:szCs w:val="20"/>
+              </w:rPr>
+              <w:t>Способ справиться / снизить ущерб</w:t>
+            </w:r>
+          </w:p>
+        </w:tc>
+      </w:tr>
+      <w:tr>
+        <w:tc>
+          <w:tcPr>
+            <w:tcW w:w="2943" w:type="dxa"/>
+            <w:shd w:val="clear" w:color="auto" w:fill="F2F2F2" w:themeFill="background1" w:themeFillShade="F2"/>
+          </w:tcPr>
+          <w:p>
+            <w:pPr>
+              <w:spacing w:line="276" w:lineRule="auto"/>
+              <w:ind w:firstLine="0"/>
+              <w:rPr>
+                <w:sz w:val="24"/>
+                <w:szCs w:val="20"/>
+              </w:rPr>
+            </w:pPr>
+            <w:r>
+              <w:rPr>
+                <w:sz w:val="24"/>
+                <w:szCs w:val="20"/>
+              </w:rPr>
+              <w:t>Сложность поддержки и масштабирования</w:t>
+            </w:r>
+          </w:p>
+        </w:tc>
+        <w:tc>
+          <w:tcPr>
+            <w:tcW w:w="2694" w:type="dxa"/>
+          </w:tcPr>
+          <w:p>
+            <w:pPr>
+              <w:spacing w:line="276" w:lineRule="auto"/>
+              <w:ind w:firstLine="0"/>
+              <w:rPr>
+                <w:sz w:val="24"/>
+                <w:szCs w:val="20"/>
+                <w:lang w:val="en-US"/>
+              </w:rPr>
+            </w:pPr>
+            <w:r>
+              <w:rPr>
+                <w:sz w:val="24"/>
+                <w:szCs w:val="20"/>
+              </w:rPr>
+              <w:t>Средняя</w:t>
+            </w:r>
+          </w:p>
+        </w:tc>
+        <w:tc>
+          <w:tcPr>
+            <w:tcW w:w="4500" w:type="dxa"/>
+          </w:tcPr>
+          <w:p>
+            <w:pPr>
+              <w:spacing w:line="276" w:lineRule="auto"/>
+              <w:ind w:firstLine="0"/>
+              <w:rPr>
+                <w:sz w:val="24"/>
+                <w:szCs w:val="20"/>
+              </w:rPr>
+            </w:pPr>
+            <w:r>
+              <w:rPr>
+                <w:sz w:val="24"/>
+                <w:szCs w:val="20"/>
+                <w:u w:val="single"/>
+              </w:rPr>
+              <w:t>Использова</w:t>
+            </w:r>
+            <w:r>
+              <w:rPr>
+                <w:sz w:val="24"/>
+                <w:szCs w:val="20"/>
+                <w:u w:val="single"/>
+              </w:rPr>
+              <w:t>ть</w:t>
+            </w:r>
+            <w:r>
+              <w:rPr>
+                <w:sz w:val="24"/>
+                <w:szCs w:val="20"/>
+                <w:u w:val="single"/>
+              </w:rPr>
+              <w:t xml:space="preserve"> </w:t>
+            </w:r>
+            <w:r>
+              <w:rPr>
+                <w:sz w:val="24"/>
+                <w:szCs w:val="20"/>
+                <w:u w:val="single"/>
+              </w:rPr>
+              <w:t xml:space="preserve">при создании продукта </w:t>
+            </w:r>
+            <w:r>
+              <w:rPr>
+                <w:sz w:val="24"/>
+                <w:szCs w:val="20"/>
+                <w:u w:val="single"/>
+              </w:rPr>
+              <w:t>модульн</w:t>
+            </w:r>
+            <w:r>
+              <w:rPr>
+                <w:sz w:val="24"/>
+                <w:szCs w:val="20"/>
+                <w:u w:val="single"/>
+              </w:rPr>
+              <w:t>ый</w:t>
+            </w:r>
+            <w:r>
+              <w:rPr>
+                <w:sz w:val="24"/>
+                <w:szCs w:val="20"/>
+                <w:u w:val="single"/>
+              </w:rPr>
+              <w:t xml:space="preserve"> подход</w:t>
+            </w:r>
+            <w:r>
+              <w:rPr>
+                <w:sz w:val="24"/>
+                <w:szCs w:val="20"/>
+              </w:rPr>
+              <w:t>:</w:t>
+            </w:r>
+            <w:r>
+              <w:rPr>
+                <w:sz w:val="24"/>
+                <w:szCs w:val="20"/>
+              </w:rPr>
+              <w:t xml:space="preserve"> </w:t>
+            </w:r>
+            <w:r>
+              <w:rPr>
+                <w:sz w:val="24"/>
+                <w:szCs w:val="20"/>
+              </w:rPr>
+              <w:t xml:space="preserve">при хороших продажах прибыль позволит </w:t>
+            </w:r>
+            <w:r>
+              <w:rPr>
+                <w:sz w:val="24"/>
+                <w:szCs w:val="20"/>
+              </w:rPr>
+              <w:t>перейти на многозвенную архитектуру без полной переработки продукта.</w:t>
+            </w:r>
+          </w:p>
+        </w:tc>
+      </w:tr>
+      <w:tr>
+        <w:tc>
+          <w:tcPr>
+            <w:tcW w:w="2943" w:type="dxa"/>
+            <w:shd w:val="clear" w:color="auto" w:fill="F2F2F2" w:themeFill="background1" w:themeFillShade="F2"/>
+          </w:tcPr>
+          <w:p>
+            <w:pPr>
+              <w:spacing w:line="276" w:lineRule="auto"/>
+              <w:ind w:firstLine="0"/>
+              <w:rPr>
+                <w:sz w:val="24"/>
+                <w:szCs w:val="20"/>
+              </w:rPr>
+            </w:pPr>
+            <w:r>
+              <w:rPr>
+                <w:sz w:val="24"/>
+                <w:szCs w:val="20"/>
+              </w:rPr>
+              <w:t>Малый спрос из-за недостатка функций</w:t>
+            </w:r>
+          </w:p>
+        </w:tc>
+        <w:tc>
+          <w:tcPr>
+            <w:tcW w:w="2694" w:type="dxa"/>
+          </w:tcPr>
+          <w:p>
+            <w:pPr>
+              <w:spacing w:line="276" w:lineRule="auto"/>
+              <w:ind w:firstLine="0"/>
+              <w:rPr>
+                <w:sz w:val="24"/>
+                <w:szCs w:val="20"/>
+              </w:rPr>
+            </w:pPr>
+            <w:r>
+              <w:rPr>
+                <w:sz w:val="24"/>
+                <w:szCs w:val="20"/>
+              </w:rPr>
+              <w:t>Средняя</w:t>
+            </w:r>
+          </w:p>
+        </w:tc>
+        <w:tc>
+          <w:tcPr>
+            <w:tcW w:w="4500" w:type="dxa"/>
+          </w:tcPr>
+          <w:p>
+            <w:pPr>
+              <w:spacing w:line="276" w:lineRule="auto"/>
+              <w:ind w:firstLine="0"/>
+              <w:rPr>
+                <w:sz w:val="24"/>
+                <w:szCs w:val="20"/>
+              </w:rPr>
+            </w:pPr>
+            <w:r>
+              <w:rPr>
+                <w:sz w:val="24"/>
+                <w:szCs w:val="20"/>
+              </w:rPr>
+              <w:t>Продвигать</w:t>
+            </w:r>
+            <w:r>
+              <w:rPr>
+                <w:sz w:val="24"/>
+                <w:szCs w:val="20"/>
+              </w:rPr>
+              <w:t xml:space="preserve"> продукт в бюджетном сегменте</w:t>
+            </w:r>
+            <w:r>
+              <w:rPr>
+                <w:sz w:val="24"/>
+                <w:szCs w:val="20"/>
+              </w:rPr>
+              <w:t xml:space="preserve"> (малый бизнес).</w:t>
+            </w:r>
+          </w:p>
+        </w:tc>
+      </w:tr>
+      <w:tr>
+        <w:tc>
+          <w:tcPr>
+            <w:tcW w:w="2943" w:type="dxa"/>
+            <w:shd w:val="clear" w:color="auto" w:fill="F2F2F2" w:themeFill="background1" w:themeFillShade="F2"/>
+          </w:tcPr>
+          <w:p>
+            <w:pPr>
+              <w:spacing w:line="276" w:lineRule="auto"/>
+              <w:ind w:firstLine="0"/>
+              <w:rPr>
+                <w:sz w:val="24"/>
+                <w:szCs w:val="20"/>
+                <w:lang w:val="en-US"/>
+              </w:rPr>
+            </w:pPr>
+            <w:r>
+              <w:rPr>
+                <w:sz w:val="24"/>
+                <w:szCs w:val="20"/>
+              </w:rPr>
+              <w:t>Недостаток бюджета на разработку</w:t>
+            </w:r>
+          </w:p>
+        </w:tc>
+        <w:tc>
+          <w:tcPr>
+            <w:tcW w:w="2694" w:type="dxa"/>
+          </w:tcPr>
+          <w:p>
+            <w:pPr>
+              <w:spacing w:line="276" w:lineRule="auto"/>
+              <w:ind w:firstLine="0"/>
+              <w:rPr>
+                <w:sz w:val="24"/>
+                <w:szCs w:val="20"/>
+                <w:lang w:val="en-US"/>
+              </w:rPr>
+            </w:pPr>
+            <w:r>
+              <w:rPr>
+                <w:sz w:val="24"/>
+                <w:szCs w:val="20"/>
+              </w:rPr>
+              <w:t>Низкая</w:t>
+            </w:r>
+          </w:p>
+        </w:tc>
+        <w:tc>
+          <w:tcPr>
+            <w:tcW w:w="4500" w:type="dxa"/>
+          </w:tcPr>
+          <w:p>
+            <w:pPr>
+              <w:spacing w:line="276" w:lineRule="auto"/>
+              <w:ind w:firstLine="0"/>
+              <w:rPr>
+                <w:sz w:val="24"/>
+                <w:szCs w:val="20"/>
+              </w:rPr>
+            </w:pPr>
+            <w:r>
+              <w:rPr>
+                <w:sz w:val="24"/>
+                <w:szCs w:val="20"/>
+              </w:rPr>
+              <w:t>Строгий контроль качества на каждом этапе, повышенный приоритет для самых базовых функций.</w:t>
+            </w:r>
+          </w:p>
+        </w:tc>
+      </w:tr>
+      <w:tr>
+        <w:tc>
+          <w:tcPr>
+            <w:tcW w:w="2943" w:type="dxa"/>
+            <w:shd w:val="clear" w:color="auto" w:fill="F2F2F2" w:themeFill="background1" w:themeFillShade="F2"/>
+          </w:tcPr>
+          <w:p>
+            <w:pPr>
+              <w:spacing w:line="276" w:lineRule="auto"/>
+              <w:ind w:firstLine="0"/>
+              <w:rPr>
+                <w:sz w:val="24"/>
+                <w:szCs w:val="20"/>
+              </w:rPr>
+            </w:pPr>
+            <w:r>
+              <w:rPr>
+                <w:sz w:val="24"/>
+                <w:szCs w:val="20"/>
+              </w:rPr>
+              <w:t>Ограниченная прибыль</w:t>
+            </w:r>
+          </w:p>
+        </w:tc>
+        <w:tc>
+          <w:tcPr>
+            <w:tcW w:w="2694" w:type="dxa"/>
+          </w:tcPr>
+          <w:p>
+            <w:pPr>
+              <w:spacing w:line="276" w:lineRule="auto"/>
+              <w:ind w:firstLine="0"/>
+              <w:rPr>
+                <w:sz w:val="24"/>
+                <w:szCs w:val="20"/>
+              </w:rPr>
+            </w:pPr>
+            <w:r>
+              <w:rPr>
+                <w:sz w:val="24"/>
+                <w:szCs w:val="20"/>
+              </w:rPr>
+              <w:t>Средняя</w:t>
+            </w:r>
+          </w:p>
+        </w:tc>
+        <w:tc>
+          <w:tcPr>
+            <w:tcW w:w="4500" w:type="dxa"/>
+          </w:tcPr>
+          <w:p>
+            <w:pPr>
+              <w:spacing w:line="276" w:lineRule="auto"/>
+              <w:ind w:firstLine="0"/>
+              <w:rPr>
+                <w:sz w:val="24"/>
+                <w:szCs w:val="20"/>
+              </w:rPr>
+            </w:pPr>
+            <w:r>
+              <w:rPr>
+                <w:sz w:val="24"/>
+                <w:szCs w:val="20"/>
+              </w:rPr>
+              <w:t>Низкую цену покрыть</w:t>
+            </w:r>
+            <w:r>
+              <w:rPr>
+                <w:sz w:val="24"/>
+                <w:szCs w:val="20"/>
+              </w:rPr>
+              <w:t xml:space="preserve"> объ</w:t>
+            </w:r>
+            <w:r>
+              <w:rPr>
+                <w:sz w:val="24"/>
+                <w:szCs w:val="20"/>
+              </w:rPr>
+              <w:t>ёмом</w:t>
+            </w:r>
+            <w:r>
+              <w:rPr>
+                <w:sz w:val="24"/>
+                <w:szCs w:val="20"/>
+              </w:rPr>
+              <w:t xml:space="preserve"> продаж</w:t>
+            </w:r>
+            <w:r>
+              <w:rPr>
+                <w:sz w:val="24"/>
+                <w:szCs w:val="20"/>
+              </w:rPr>
+              <w:t xml:space="preserve"> в долгий срок и </w:t>
+            </w:r>
+            <w:r>
+              <w:rPr>
+                <w:sz w:val="24"/>
+                <w:szCs w:val="20"/>
+              </w:rPr>
+              <w:t>предложени</w:t>
+            </w:r>
+            <w:r>
+              <w:rPr>
+                <w:sz w:val="24"/>
+                <w:szCs w:val="20"/>
+              </w:rPr>
+              <w:t>ем</w:t>
+            </w:r>
+            <w:r>
+              <w:rPr>
+                <w:sz w:val="24"/>
+                <w:szCs w:val="20"/>
+              </w:rPr>
+              <w:t xml:space="preserve"> дополнительных услуг </w:t>
+            </w:r>
+            <w:r>
+              <w:rPr>
+                <w:sz w:val="24"/>
+                <w:szCs w:val="20"/>
+              </w:rPr>
+              <w:t>(техподдержка, новые опции и др.)</w:t>
+            </w:r>
+          </w:p>
+        </w:tc>
+      </w:tr>
+    </w:tbl>
+    <w:p>
       <w:pPr>
         <w:ind w:firstLine="0"/>
-        <w:rPr>
-          <w:lang w:val="en-US"/>
-        </w:rPr>
       </w:pPr>
     </w:p>
+    <w:p>
+      <w:r>
+        <w:t>Аналогичный подход был применён ко второму варианту – многозвенная архитектура (таблица 2.4).</w:t>
+      </w:r>
+    </w:p>
+    <w:p/>
+    <w:p>
+      <w:r>
+        <w:t xml:space="preserve">Таблица 2.4 </w:t>
+      </w:r>
+      <w:r>
+        <w:sym w:font="Symbol" w:char="F02D"/>
+      </w:r>
+      <w:r>
+        <w:t xml:space="preserve"> </w:t>
+      </w:r>
+      <w:r>
+        <w:t xml:space="preserve">Оценка возможных проблем решения </w:t>
+      </w:r>
+      <w:r>
+        <w:t>2</w:t>
+      </w:r>
+    </w:p>
+    <w:tbl>
+      <w:tblPr>
+        <w:tblStyle w:val="a5"/>
+        <w:tblW w:w="0" w:type="auto"/>
+        <w:tblLook w:val="04A0" w:firstRow="1" w:lastRow="0" w:firstColumn="1" w:lastColumn="0" w:noHBand="0" w:noVBand="1"/>
+      </w:tblPr>
+      <w:tblGrid>
+        <w:gridCol w:w="3085"/>
+        <w:gridCol w:w="2552"/>
+        <w:gridCol w:w="4500"/>
+      </w:tblGrid>
+      <w:tr>
+        <w:tc>
+          <w:tcPr>
+            <w:tcW w:w="3085" w:type="dxa"/>
+            <w:shd w:val="clear" w:color="auto" w:fill="BFBFBF" w:themeFill="background1" w:themeFillShade="BF"/>
+            <w:vAlign w:val="center"/>
+          </w:tcPr>
+          <w:p>
+            <w:pPr>
+              <w:spacing w:line="276" w:lineRule="auto"/>
+              <w:ind w:firstLine="0"/>
+              <w:jc w:val="center"/>
+              <w:rPr>
+                <w:rFonts w:cs="Times New Roman"/>
+                <w:sz w:val="24"/>
+                <w:szCs w:val="24"/>
+              </w:rPr>
+            </w:pPr>
+            <w:r>
+              <w:rPr>
+                <w:rStyle w:val="af8"/>
+                <w:rFonts w:cs="Times New Roman"/>
+                <w:sz w:val="24"/>
+                <w:szCs w:val="24"/>
+              </w:rPr>
+              <w:t>Проблема</w:t>
+            </w:r>
+          </w:p>
+        </w:tc>
+        <w:tc>
+          <w:tcPr>
+            <w:tcW w:w="2552" w:type="dxa"/>
+            <w:shd w:val="clear" w:color="auto" w:fill="D9D9D9" w:themeFill="background1" w:themeFillShade="D9"/>
+            <w:vAlign w:val="center"/>
+          </w:tcPr>
+          <w:p>
+            <w:pPr>
+              <w:spacing w:line="276" w:lineRule="auto"/>
+              <w:ind w:firstLine="0"/>
+              <w:jc w:val="center"/>
+              <w:rPr>
+                <w:rFonts w:cs="Times New Roman"/>
+                <w:sz w:val="24"/>
+                <w:szCs w:val="24"/>
+              </w:rPr>
+            </w:pPr>
+            <w:r>
+              <w:rPr>
+                <w:rStyle w:val="af8"/>
+                <w:rFonts w:cs="Times New Roman"/>
+                <w:sz w:val="24"/>
+                <w:szCs w:val="24"/>
+              </w:rPr>
+              <w:t>Степень вероятности</w:t>
+            </w:r>
+          </w:p>
+        </w:tc>
+        <w:tc>
+          <w:tcPr>
+            <w:tcW w:w="4500" w:type="dxa"/>
+            <w:shd w:val="clear" w:color="auto" w:fill="D9D9D9" w:themeFill="background1" w:themeFillShade="D9"/>
+            <w:vAlign w:val="center"/>
+          </w:tcPr>
+          <w:p>
+            <w:pPr>
+              <w:spacing w:line="276" w:lineRule="auto"/>
+              <w:ind w:firstLine="0"/>
+              <w:jc w:val="center"/>
+              <w:rPr>
+                <w:rFonts w:cs="Times New Roman"/>
+                <w:sz w:val="24"/>
+                <w:szCs w:val="24"/>
+              </w:rPr>
+            </w:pPr>
+            <w:r>
+              <w:rPr>
+                <w:rStyle w:val="af8"/>
+                <w:rFonts w:cs="Times New Roman"/>
+                <w:sz w:val="24"/>
+                <w:szCs w:val="24"/>
+              </w:rPr>
+              <w:t>Способ справиться / снизить ущерб</w:t>
+            </w:r>
+          </w:p>
+        </w:tc>
+      </w:tr>
+      <w:tr>
+        <w:tc>
+          <w:tcPr>
+            <w:tcW w:w="3085" w:type="dxa"/>
+            <w:shd w:val="clear" w:color="auto" w:fill="F2F2F2" w:themeFill="background1" w:themeFillShade="F2"/>
+            <w:vAlign w:val="center"/>
+          </w:tcPr>
+          <w:p>
+            <w:pPr>
+              <w:spacing w:line="276" w:lineRule="auto"/>
+              <w:ind w:firstLine="0"/>
+              <w:jc w:val="left"/>
+              <w:rPr>
+                <w:rFonts w:cs="Times New Roman"/>
+                <w:sz w:val="24"/>
+                <w:szCs w:val="24"/>
+              </w:rPr>
+            </w:pPr>
+            <w:r>
+              <w:rPr>
+                <w:rStyle w:val="citation-169"/>
+                <w:rFonts w:cs="Times New Roman"/>
+                <w:sz w:val="24"/>
+                <w:szCs w:val="24"/>
+              </w:rPr>
+              <w:t>Финансовый убыток при низком спросе</w:t>
+            </w:r>
+          </w:p>
+        </w:tc>
+        <w:tc>
+          <w:tcPr>
+            <w:tcW w:w="2552" w:type="dxa"/>
+            <w:vAlign w:val="center"/>
+          </w:tcPr>
+          <w:p>
+            <w:pPr>
+              <w:spacing w:line="276" w:lineRule="auto"/>
+              <w:ind w:firstLine="0"/>
+              <w:jc w:val="left"/>
+              <w:rPr>
+                <w:rFonts w:cs="Times New Roman"/>
+                <w:sz w:val="24"/>
+                <w:szCs w:val="24"/>
+                <w:lang w:val="en-US"/>
+              </w:rPr>
+            </w:pPr>
+            <w:r>
+              <w:rPr>
+                <w:rFonts w:cs="Times New Roman"/>
+                <w:sz w:val="24"/>
+                <w:szCs w:val="24"/>
+              </w:rPr>
+              <w:t>Средняя</w:t>
+            </w:r>
+          </w:p>
+        </w:tc>
+        <w:tc>
+          <w:tcPr>
+            <w:tcW w:w="4500" w:type="dxa"/>
+            <w:vAlign w:val="center"/>
+          </w:tcPr>
+          <w:p>
+            <w:pPr>
+              <w:spacing w:line="276" w:lineRule="auto"/>
+              <w:ind w:firstLine="0"/>
+              <w:jc w:val="left"/>
+              <w:rPr>
+                <w:rFonts w:cs="Times New Roman"/>
+                <w:sz w:val="24"/>
+                <w:szCs w:val="24"/>
+              </w:rPr>
+            </w:pPr>
+            <w:r>
+              <w:rPr>
+                <w:rStyle w:val="citation-168"/>
+                <w:rFonts w:cs="Times New Roman"/>
+                <w:sz w:val="24"/>
+                <w:szCs w:val="24"/>
+              </w:rPr>
+              <w:t>Дополнительное маркетинговое исследование, программа предзаказов для подтверждения спроса</w:t>
+            </w:r>
+            <w:r>
+              <w:rPr>
+                <w:rFonts w:cs="Times New Roman"/>
+                <w:sz w:val="24"/>
+                <w:szCs w:val="24"/>
+              </w:rPr>
+              <w:t>.</w:t>
+            </w:r>
+          </w:p>
+        </w:tc>
+      </w:tr>
+      <w:tr>
+        <w:tc>
+          <w:tcPr>
+            <w:tcW w:w="3085" w:type="dxa"/>
+            <w:shd w:val="clear" w:color="auto" w:fill="F2F2F2" w:themeFill="background1" w:themeFillShade="F2"/>
+            <w:vAlign w:val="center"/>
+          </w:tcPr>
+          <w:p>
+            <w:pPr>
+              <w:spacing w:line="276" w:lineRule="auto"/>
+              <w:ind w:firstLine="0"/>
+              <w:jc w:val="left"/>
+              <w:rPr>
+                <w:rFonts w:cs="Times New Roman"/>
+                <w:sz w:val="24"/>
+                <w:szCs w:val="24"/>
+              </w:rPr>
+            </w:pPr>
+            <w:r>
+              <w:rPr>
+                <w:rStyle w:val="citation-167"/>
+                <w:sz w:val="24"/>
+                <w:szCs w:val="24"/>
+              </w:rPr>
+              <w:t>Превышение бюджета разработки</w:t>
+            </w:r>
+          </w:p>
+        </w:tc>
+        <w:tc>
+          <w:tcPr>
+            <w:tcW w:w="2552" w:type="dxa"/>
+            <w:vAlign w:val="center"/>
+          </w:tcPr>
+          <w:p>
+            <w:pPr>
+              <w:spacing w:line="276" w:lineRule="auto"/>
+              <w:ind w:firstLine="0"/>
+              <w:jc w:val="left"/>
+              <w:rPr>
+                <w:rFonts w:cs="Times New Roman"/>
+                <w:sz w:val="24"/>
+                <w:szCs w:val="24"/>
+              </w:rPr>
+            </w:pPr>
+            <w:r>
+              <w:rPr>
+                <w:rFonts w:cs="Times New Roman"/>
+                <w:sz w:val="24"/>
+                <w:szCs w:val="24"/>
+              </w:rPr>
+              <w:t>С</w:t>
+            </w:r>
+            <w:r>
+              <w:rPr>
+                <w:sz w:val="24"/>
+                <w:szCs w:val="24"/>
+              </w:rPr>
+              <w:t>редняя</w:t>
+            </w:r>
+          </w:p>
+        </w:tc>
+        <w:tc>
+          <w:tcPr>
+            <w:tcW w:w="4500" w:type="dxa"/>
+            <w:vAlign w:val="center"/>
+          </w:tcPr>
+          <w:p>
+            <w:pPr>
+              <w:spacing w:line="276" w:lineRule="auto"/>
+              <w:ind w:firstLine="0"/>
+              <w:jc w:val="left"/>
+              <w:rPr>
+                <w:rFonts w:cs="Times New Roman"/>
+                <w:sz w:val="24"/>
+                <w:szCs w:val="24"/>
+              </w:rPr>
+            </w:pPr>
+            <w:r>
+              <w:rPr>
+                <w:rStyle w:val="citation-166"/>
+                <w:rFonts w:cs="Times New Roman"/>
+                <w:sz w:val="24"/>
+                <w:szCs w:val="24"/>
+              </w:rPr>
+              <w:t>Поэтапная разработка и жёсткий контроль бюджета на каждом этапе.</w:t>
+            </w:r>
+          </w:p>
+        </w:tc>
+      </w:tr>
+      <w:tr>
+        <w:tc>
+          <w:tcPr>
+            <w:tcW w:w="3085" w:type="dxa"/>
+            <w:shd w:val="clear" w:color="auto" w:fill="F2F2F2" w:themeFill="background1" w:themeFillShade="F2"/>
+            <w:vAlign w:val="center"/>
+          </w:tcPr>
+          <w:p>
+            <w:pPr>
+              <w:spacing w:line="276" w:lineRule="auto"/>
+              <w:ind w:firstLine="0"/>
+              <w:jc w:val="left"/>
+              <w:rPr>
+                <w:rFonts w:cs="Times New Roman"/>
+                <w:sz w:val="24"/>
+                <w:szCs w:val="24"/>
+              </w:rPr>
+            </w:pPr>
+            <w:r>
+              <w:rPr>
+                <w:rStyle w:val="citation-165"/>
+                <w:rFonts w:cs="Times New Roman"/>
+                <w:sz w:val="24"/>
+                <w:szCs w:val="24"/>
+              </w:rPr>
+              <w:t>С</w:t>
+            </w:r>
+            <w:r>
+              <w:rPr>
+                <w:rStyle w:val="citation-165"/>
+                <w:sz w:val="24"/>
+                <w:szCs w:val="24"/>
+              </w:rPr>
+              <w:t>нижение спроса</w:t>
+            </w:r>
+            <w:r>
+              <w:rPr>
+                <w:rStyle w:val="citation-165"/>
+                <w:rFonts w:cs="Times New Roman"/>
+                <w:sz w:val="24"/>
+                <w:szCs w:val="24"/>
+              </w:rPr>
+              <w:t xml:space="preserve"> из-за высокой цены</w:t>
+            </w:r>
+          </w:p>
+        </w:tc>
+        <w:tc>
+          <w:tcPr>
+            <w:tcW w:w="2552" w:type="dxa"/>
+            <w:vAlign w:val="center"/>
+          </w:tcPr>
+          <w:p>
+            <w:pPr>
+              <w:spacing w:line="276" w:lineRule="auto"/>
+              <w:ind w:firstLine="0"/>
+              <w:jc w:val="left"/>
+              <w:rPr>
+                <w:rFonts w:cs="Times New Roman"/>
+                <w:sz w:val="24"/>
+                <w:szCs w:val="24"/>
+                <w:lang w:val="en-US"/>
+              </w:rPr>
+            </w:pPr>
+            <w:r>
+              <w:rPr>
+                <w:rFonts w:cs="Times New Roman"/>
+                <w:sz w:val="24"/>
+                <w:szCs w:val="24"/>
+              </w:rPr>
+              <w:t>В</w:t>
+            </w:r>
+            <w:r>
+              <w:rPr>
+                <w:sz w:val="24"/>
+                <w:szCs w:val="24"/>
+              </w:rPr>
+              <w:t>ысокая</w:t>
+            </w:r>
+          </w:p>
+        </w:tc>
+        <w:tc>
+          <w:tcPr>
+            <w:tcW w:w="4500" w:type="dxa"/>
+            <w:vAlign w:val="center"/>
+          </w:tcPr>
+          <w:p>
+            <w:pPr>
+              <w:spacing w:line="276" w:lineRule="auto"/>
+              <w:ind w:firstLine="0"/>
+              <w:jc w:val="left"/>
+              <w:rPr>
+                <w:rFonts w:cs="Times New Roman"/>
+                <w:sz w:val="24"/>
+                <w:szCs w:val="24"/>
+              </w:rPr>
+            </w:pPr>
+            <w:r>
+              <w:rPr>
+                <w:rFonts w:cs="Times New Roman"/>
+                <w:sz w:val="24"/>
+                <w:szCs w:val="24"/>
+              </w:rPr>
+              <w:t>Изначально затачивать продукт под конкретных дорогих и сложных клиентов и их потребности.</w:t>
+            </w:r>
+          </w:p>
+        </w:tc>
+      </w:tr>
+      <w:tr>
+        <w:tc>
+          <w:tcPr>
+            <w:tcW w:w="3085" w:type="dxa"/>
+            <w:shd w:val="clear" w:color="auto" w:fill="F2F2F2" w:themeFill="background1" w:themeFillShade="F2"/>
+            <w:vAlign w:val="center"/>
+          </w:tcPr>
+          <w:p>
+            <w:pPr>
+              <w:spacing w:line="276" w:lineRule="auto"/>
+              <w:ind w:firstLine="0"/>
+              <w:jc w:val="left"/>
+              <w:rPr>
+                <w:rFonts w:cs="Times New Roman"/>
+                <w:sz w:val="24"/>
+                <w:szCs w:val="24"/>
+              </w:rPr>
+            </w:pPr>
+            <w:r>
+              <w:rPr>
+                <w:rStyle w:val="citation-163"/>
+                <w:rFonts w:cs="Times New Roman"/>
+                <w:sz w:val="24"/>
+                <w:szCs w:val="24"/>
+              </w:rPr>
+              <w:t>З</w:t>
+            </w:r>
+            <w:r>
+              <w:rPr>
+                <w:rStyle w:val="citation-163"/>
+                <w:sz w:val="24"/>
+                <w:szCs w:val="24"/>
+              </w:rPr>
+              <w:t>атягивание сроков разработки и н</w:t>
+            </w:r>
+            <w:r>
+              <w:rPr>
+                <w:rStyle w:val="citation-163"/>
+                <w:rFonts w:cs="Times New Roman"/>
+                <w:sz w:val="24"/>
+                <w:szCs w:val="24"/>
+              </w:rPr>
+              <w:t>еактуальность к моменту выхода</w:t>
+            </w:r>
+          </w:p>
+        </w:tc>
+        <w:tc>
+          <w:tcPr>
+            <w:tcW w:w="2552" w:type="dxa"/>
+            <w:vAlign w:val="center"/>
+          </w:tcPr>
+          <w:p>
+            <w:pPr>
+              <w:spacing w:line="276" w:lineRule="auto"/>
+              <w:ind w:firstLine="0"/>
+              <w:jc w:val="left"/>
+              <w:rPr>
+                <w:rFonts w:cs="Times New Roman"/>
+                <w:sz w:val="24"/>
+                <w:szCs w:val="24"/>
+              </w:rPr>
+            </w:pPr>
+            <w:r>
+              <w:rPr>
+                <w:rFonts w:cs="Times New Roman"/>
+                <w:sz w:val="24"/>
+                <w:szCs w:val="24"/>
+              </w:rPr>
+              <w:t>С</w:t>
+            </w:r>
+            <w:r>
+              <w:rPr>
+                <w:sz w:val="24"/>
+                <w:szCs w:val="24"/>
+              </w:rPr>
+              <w:t>редняя</w:t>
+            </w:r>
+          </w:p>
+        </w:tc>
+        <w:tc>
+          <w:tcPr>
+            <w:tcW w:w="4500" w:type="dxa"/>
+            <w:vAlign w:val="center"/>
+          </w:tcPr>
+          <w:p>
+            <w:pPr>
+              <w:spacing w:line="276" w:lineRule="auto"/>
+              <w:ind w:firstLine="0"/>
+              <w:jc w:val="left"/>
+              <w:rPr>
+                <w:rFonts w:cs="Times New Roman"/>
+                <w:sz w:val="24"/>
+                <w:szCs w:val="24"/>
+              </w:rPr>
+            </w:pPr>
+            <w:r>
+              <w:rPr>
+                <w:rStyle w:val="citation-162"/>
+                <w:rFonts w:cs="Times New Roman"/>
+                <w:sz w:val="24"/>
+                <w:szCs w:val="24"/>
+              </w:rPr>
+              <w:t>Внимательное планирование календарного плана, постоянный мониторинг р</w:t>
+            </w:r>
+            <w:r>
+              <w:rPr>
+                <w:rStyle w:val="citation-162"/>
+                <w:sz w:val="24"/>
+                <w:szCs w:val="24"/>
+              </w:rPr>
+              <w:t>ынка</w:t>
+            </w:r>
+            <w:r>
+              <w:rPr>
+                <w:rStyle w:val="citation-162"/>
+                <w:rFonts w:cs="Times New Roman"/>
+                <w:sz w:val="24"/>
+                <w:szCs w:val="24"/>
+              </w:rPr>
+              <w:t xml:space="preserve"> и корректировка списка функций в процессе разработки</w:t>
+            </w:r>
+            <w:r>
+              <w:rPr>
+                <w:rFonts w:cs="Times New Roman"/>
+                <w:sz w:val="24"/>
+                <w:szCs w:val="24"/>
+              </w:rPr>
+              <w:t>.</w:t>
+            </w:r>
+          </w:p>
+        </w:tc>
+      </w:tr>
+    </w:tbl>
+    <w:p>
+      <w:r>
+        <w:lastRenderedPageBreak/>
+        <w:t>По результатам анализа возможные негативные последствия выбора второго решения были признаны более вероятными и при этом сложными с точки зрения способов избежать или минимизировать ущерб для процесса разработки и итогового продукта.</w:t>
+      </w:r>
+    </w:p>
+    <w:p>
+      <w:r>
+        <w:t xml:space="preserve">Итого по всем параметрам и оценкам наиболее оптимальным для выбранного проекта было выбрано решение 1 – архитектура «клиент-сервер». У него больше шансов дожить до финального этапа разработки, оно доступнее большему числу клиентов требует меньших рисков (что, однако, </w:t>
+      </w:r>
+      <w:r>
+        <w:t>сказывается на прибыли).</w:t>
+      </w:r>
+    </w:p>
+    <w:p/>
+    <w:p/>
     <w:p>
       <w:pPr>
         <w:pStyle w:val="1"/>
@@ -578,11 +3143,14 @@
       </w:pPr>
     </w:p>
     <w:p>
-      <w:pPr>
-        <w:rPr>
-          <w:lang w:val="en-US"/>
-        </w:rPr>
-      </w:pPr>
+      <w:r>
+        <w:t>В ходе работы были изучены методики Сформированы навыки принятия управленческих решений в условиях неопределённости.</w:t>
+      </w:r>
+    </w:p>
+    <w:p>
+      <w:r>
+        <w:t>На практике проведён анализ ситуации, где необходимо сделать выбор между двумя неочевидными вариантами. С помощью критериев оценки и анализа рисков были оценены плюсы и минусы каждого варианта, выбран предположительно более оптимальный.</w:t>
+      </w:r>
     </w:p>
     <w:sectPr>
       <w:headerReference w:type="default" r:id="rId8"/>
@@ -1736,6 +4304,119 @@
     </w:lvl>
   </w:abstractNum>
   <w:abstractNum w:abstractNumId="10" w15:restartNumberingAfterBreak="0">
+    <w:nsid w:val="0A8B38BC"/>
+    <w:multiLevelType w:val="hybridMultilevel"/>
+    <w:tmpl w:val="8DEAD800"/>
+    <w:lvl w:ilvl="0" w:tplc="04190001">
+      <w:start w:val="1"/>
+      <w:numFmt w:val="bullet"/>
+      <w:lvlText w:val=""/>
+      <w:lvlJc w:val="left"/>
+      <w:pPr>
+        <w:ind w:left="1429" w:hanging="360"/>
+      </w:pPr>
+      <w:rPr>
+        <w:rFonts w:ascii="Symbol" w:hAnsi="Symbol" w:hint="default"/>
+      </w:rPr>
+    </w:lvl>
+    <w:lvl w:ilvl="1" w:tplc="04190003" w:tentative="1">
+      <w:start w:val="1"/>
+      <w:numFmt w:val="bullet"/>
+      <w:lvlText w:val="o"/>
+      <w:lvlJc w:val="left"/>
+      <w:pPr>
+        <w:ind w:left="2149" w:hanging="360"/>
+      </w:pPr>
+      <w:rPr>
+        <w:rFonts w:ascii="Courier New" w:hAnsi="Courier New" w:cs="Courier New" w:hint="default"/>
+      </w:rPr>
+    </w:lvl>
+    <w:lvl w:ilvl="2" w:tplc="04190005" w:tentative="1">
+      <w:start w:val="1"/>
+      <w:numFmt w:val="bullet"/>
+      <w:lvlText w:val=""/>
+      <w:lvlJc w:val="left"/>
+      <w:pPr>
+        <w:ind w:left="2869" w:hanging="360"/>
+      </w:pPr>
+      <w:rPr>
+        <w:rFonts w:ascii="Wingdings" w:hAnsi="Wingdings" w:hint="default"/>
+      </w:rPr>
+    </w:lvl>
+    <w:lvl w:ilvl="3" w:tplc="04190001" w:tentative="1">
+      <w:start w:val="1"/>
+      <w:numFmt w:val="bullet"/>
+      <w:lvlText w:val=""/>
+      <w:lvlJc w:val="left"/>
+      <w:pPr>
+        <w:ind w:left="3589" w:hanging="360"/>
+      </w:pPr>
+      <w:rPr>
+        <w:rFonts w:ascii="Symbol" w:hAnsi="Symbol" w:hint="default"/>
+      </w:rPr>
+    </w:lvl>
+    <w:lvl w:ilvl="4" w:tplc="04190003" w:tentative="1">
+      <w:start w:val="1"/>
+      <w:numFmt w:val="bullet"/>
+      <w:lvlText w:val="o"/>
+      <w:lvlJc w:val="left"/>
+      <w:pPr>
+        <w:ind w:left="4309" w:hanging="360"/>
+      </w:pPr>
+      <w:rPr>
+        <w:rFonts w:ascii="Courier New" w:hAnsi="Courier New" w:cs="Courier New" w:hint="default"/>
+      </w:rPr>
+    </w:lvl>
+    <w:lvl w:ilvl="5" w:tplc="04190005" w:tentative="1">
+      <w:start w:val="1"/>
+      <w:numFmt w:val="bullet"/>
+      <w:lvlText w:val=""/>
+      <w:lvlJc w:val="left"/>
+      <w:pPr>
+        <w:ind w:left="5029" w:hanging="360"/>
+      </w:pPr>
+      <w:rPr>
+        <w:rFonts w:ascii="Wingdings" w:hAnsi="Wingdings" w:hint="default"/>
+      </w:rPr>
+    </w:lvl>
+    <w:lvl w:ilvl="6" w:tplc="04190001" w:tentative="1">
+      <w:start w:val="1"/>
+      <w:numFmt w:val="bullet"/>
+      <w:lvlText w:val=""/>
+      <w:lvlJc w:val="left"/>
+      <w:pPr>
+        <w:ind w:left="5749" w:hanging="360"/>
+      </w:pPr>
+      <w:rPr>
+        <w:rFonts w:ascii="Symbol" w:hAnsi="Symbol" w:hint="default"/>
+      </w:rPr>
+    </w:lvl>
+    <w:lvl w:ilvl="7" w:tplc="04190003" w:tentative="1">
+      <w:start w:val="1"/>
+      <w:numFmt w:val="bullet"/>
+      <w:lvlText w:val="o"/>
+      <w:lvlJc w:val="left"/>
+      <w:pPr>
+        <w:ind w:left="6469" w:hanging="360"/>
+      </w:pPr>
+      <w:rPr>
+        <w:rFonts w:ascii="Courier New" w:hAnsi="Courier New" w:cs="Courier New" w:hint="default"/>
+      </w:rPr>
+    </w:lvl>
+    <w:lvl w:ilvl="8" w:tplc="04190005" w:tentative="1">
+      <w:start w:val="1"/>
+      <w:numFmt w:val="bullet"/>
+      <w:lvlText w:val=""/>
+      <w:lvlJc w:val="left"/>
+      <w:pPr>
+        <w:ind w:left="7189" w:hanging="360"/>
+      </w:pPr>
+      <w:rPr>
+        <w:rFonts w:ascii="Wingdings" w:hAnsi="Wingdings" w:hint="default"/>
+      </w:rPr>
+    </w:lvl>
+  </w:abstractNum>
+  <w:abstractNum w:abstractNumId="11" w15:restartNumberingAfterBreak="0">
     <w:nsid w:val="0D3D047E"/>
     <w:multiLevelType w:val="hybridMultilevel"/>
     <w:tmpl w:val="1B7A631C"/>
@@ -1821,7 +4502,7 @@
       </w:pPr>
     </w:lvl>
   </w:abstractNum>
-  <w:abstractNum w:abstractNumId="11" w15:restartNumberingAfterBreak="0">
+  <w:abstractNum w:abstractNumId="12" w15:restartNumberingAfterBreak="0">
     <w:nsid w:val="0DC60C53"/>
     <w:multiLevelType w:val="hybridMultilevel"/>
     <w:tmpl w:val="8D94FB6A"/>
@@ -1910,7 +4591,7 @@
       </w:pPr>
     </w:lvl>
   </w:abstractNum>
-  <w:abstractNum w:abstractNumId="12" w15:restartNumberingAfterBreak="0">
+  <w:abstractNum w:abstractNumId="13" w15:restartNumberingAfterBreak="0">
     <w:nsid w:val="0F6F466C"/>
     <w:multiLevelType w:val="hybridMultilevel"/>
     <w:tmpl w:val="E244ED2A"/>
@@ -2023,7 +4704,7 @@
       </w:rPr>
     </w:lvl>
   </w:abstractNum>
-  <w:abstractNum w:abstractNumId="13" w15:restartNumberingAfterBreak="0">
+  <w:abstractNum w:abstractNumId="14" w15:restartNumberingAfterBreak="0">
     <w:nsid w:val="11871B3E"/>
     <w:multiLevelType w:val="hybridMultilevel"/>
     <w:tmpl w:val="B9906A62"/>
@@ -2136,7 +4817,7 @@
       </w:rPr>
     </w:lvl>
   </w:abstractNum>
-  <w:abstractNum w:abstractNumId="14" w15:restartNumberingAfterBreak="0">
+  <w:abstractNum w:abstractNumId="15" w15:restartNumberingAfterBreak="0">
     <w:nsid w:val="1245047E"/>
     <w:multiLevelType w:val="multilevel"/>
     <w:tmpl w:val="0E423F72"/>
@@ -2285,7 +4966,156 @@
       </w:rPr>
     </w:lvl>
   </w:abstractNum>
-  <w:abstractNum w:abstractNumId="15" w15:restartNumberingAfterBreak="0">
+  <w:abstractNum w:abstractNumId="16" w15:restartNumberingAfterBreak="0">
+    <w:nsid w:val="130A196E"/>
+    <w:multiLevelType w:val="multilevel"/>
+    <w:tmpl w:val="8506B252"/>
+    <w:lvl w:ilvl="0">
+      <w:start w:val="1"/>
+      <w:numFmt w:val="bullet"/>
+      <w:lvlText w:val=""/>
+      <w:lvlJc w:val="left"/>
+      <w:pPr>
+        <w:tabs>
+          <w:tab w:val="num" w:pos="720"/>
+        </w:tabs>
+        <w:ind w:left="720" w:hanging="360"/>
+      </w:pPr>
+      <w:rPr>
+        <w:rFonts w:ascii="Symbol" w:hAnsi="Symbol" w:hint="default"/>
+        <w:sz w:val="20"/>
+      </w:rPr>
+    </w:lvl>
+    <w:lvl w:ilvl="1" w:tentative="1">
+      <w:start w:val="1"/>
+      <w:numFmt w:val="bullet"/>
+      <w:lvlText w:val="o"/>
+      <w:lvlJc w:val="left"/>
+      <w:pPr>
+        <w:tabs>
+          <w:tab w:val="num" w:pos="1440"/>
+        </w:tabs>
+        <w:ind w:left="1440" w:hanging="360"/>
+      </w:pPr>
+      <w:rPr>
+        <w:rFonts w:ascii="Courier New" w:hAnsi="Courier New" w:hint="default"/>
+        <w:sz w:val="20"/>
+      </w:rPr>
+    </w:lvl>
+    <w:lvl w:ilvl="2" w:tentative="1">
+      <w:start w:val="1"/>
+      <w:numFmt w:val="bullet"/>
+      <w:lvlText w:val=""/>
+      <w:lvlJc w:val="left"/>
+      <w:pPr>
+        <w:tabs>
+          <w:tab w:val="num" w:pos="2160"/>
+        </w:tabs>
+        <w:ind w:left="2160" w:hanging="360"/>
+      </w:pPr>
+      <w:rPr>
+        <w:rFonts w:ascii="Wingdings" w:hAnsi="Wingdings" w:hint="default"/>
+        <w:sz w:val="20"/>
+      </w:rPr>
+    </w:lvl>
+    <w:lvl w:ilvl="3" w:tentative="1">
+      <w:start w:val="1"/>
+      <w:numFmt w:val="bullet"/>
+      <w:lvlText w:val=""/>
+      <w:lvlJc w:val="left"/>
+      <w:pPr>
+        <w:tabs>
+          <w:tab w:val="num" w:pos="2880"/>
+        </w:tabs>
+        <w:ind w:left="2880" w:hanging="360"/>
+      </w:pPr>
+      <w:rPr>
+        <w:rFonts w:ascii="Wingdings" w:hAnsi="Wingdings" w:hint="default"/>
+        <w:sz w:val="20"/>
+      </w:rPr>
+    </w:lvl>
+    <w:lvl w:ilvl="4" w:tentative="1">
+      <w:start w:val="1"/>
+      <w:numFmt w:val="bullet"/>
+      <w:lvlText w:val=""/>
+      <w:lvlJc w:val="left"/>
+      <w:pPr>
+        <w:tabs>
+          <w:tab w:val="num" w:pos="3600"/>
+        </w:tabs>
+        <w:ind w:left="3600" w:hanging="360"/>
+      </w:pPr>
+      <w:rPr>
+        <w:rFonts w:ascii="Wingdings" w:hAnsi="Wingdings" w:hint="default"/>
+        <w:sz w:val="20"/>
+      </w:rPr>
+    </w:lvl>
+    <w:lvl w:ilvl="5" w:tentative="1">
+      <w:start w:val="1"/>
+      <w:numFmt w:val="bullet"/>
+      <w:lvlText w:val=""/>
+      <w:lvlJc w:val="left"/>
+      <w:pPr>
+        <w:tabs>
+          <w:tab w:val="num" w:pos="4320"/>
+        </w:tabs>
+        <w:ind w:left="4320" w:hanging="360"/>
+      </w:pPr>
+      <w:rPr>
+        <w:rFonts w:ascii="Wingdings" w:hAnsi="Wingdings" w:hint="default"/>
+        <w:sz w:val="20"/>
+      </w:rPr>
+    </w:lvl>
+    <w:lvl w:ilvl="6" w:tentative="1">
+      <w:start w:val="1"/>
+      <w:numFmt w:val="bullet"/>
+      <w:lvlText w:val=""/>
+      <w:lvlJc w:val="left"/>
+      <w:pPr>
+        <w:tabs>
+          <w:tab w:val="num" w:pos="5040"/>
+        </w:tabs>
+        <w:ind w:left="5040" w:hanging="360"/>
+      </w:pPr>
+      <w:rPr>
+        <w:rFonts w:ascii="Wingdings" w:hAnsi="Wingdings" w:hint="default"/>
+        <w:sz w:val="20"/>
+      </w:rPr>
+    </w:lvl>
+    <w:lvl w:ilvl="7" w:tentative="1">
+      <w:start w:val="1"/>
+      <w:numFmt w:val="bullet"/>
+      <w:lvlText w:val=""/>
+      <w:lvlJc w:val="left"/>
+      <w:pPr>
+        <w:tabs>
+          <w:tab w:val="num" w:pos="5760"/>
+        </w:tabs>
+        <w:ind w:left="5760" w:hanging="360"/>
+      </w:pPr>
+      <w:rPr>
+        <w:rFonts w:ascii="Wingdings" w:hAnsi="Wingdings" w:hint="default"/>
+        <w:sz w:val="20"/>
+      </w:rPr>
+    </w:lvl>
+    <w:lvl w:ilvl="8" w:tentative="1">
+      <w:start w:val="1"/>
+      <w:numFmt w:val="bullet"/>
+      <w:lvlText w:val=""/>
+      <w:lvlJc w:val="left"/>
+      <w:pPr>
+        <w:tabs>
+          <w:tab w:val="num" w:pos="6480"/>
+        </w:tabs>
+        <w:ind w:left="6480" w:hanging="360"/>
+      </w:pPr>
+      <w:rPr>
+        <w:rFonts w:ascii="Wingdings" w:hAnsi="Wingdings" w:hint="default"/>
+        <w:sz w:val="20"/>
+      </w:rPr>
+    </w:lvl>
+  </w:abstractNum>
+  <w:abstractNum w:abstractNumId="17" w15:restartNumberingAfterBreak="0">
     <w:nsid w:val="130D001F"/>
     <w:multiLevelType w:val="multilevel"/>
     <w:tmpl w:val="A2B22C62"/>
@@ -2434,7 +5264,7 @@
       </w:rPr>
     </w:lvl>
   </w:abstractNum>
-  <w:abstractNum w:abstractNumId="16" w15:restartNumberingAfterBreak="0">
+  <w:abstractNum w:abstractNumId="18" w15:restartNumberingAfterBreak="0">
     <w:nsid w:val="14053F5C"/>
     <w:multiLevelType w:val="hybridMultilevel"/>
     <w:tmpl w:val="CA3C0EF4"/>
@@ -2547,7 +5377,7 @@
       </w:rPr>
     </w:lvl>
   </w:abstractNum>
-  <w:abstractNum w:abstractNumId="17" w15:restartNumberingAfterBreak="0">
+  <w:abstractNum w:abstractNumId="19" w15:restartNumberingAfterBreak="0">
     <w:nsid w:val="18506EF2"/>
     <w:multiLevelType w:val="hybridMultilevel"/>
     <w:tmpl w:val="26525A0E"/>
@@ -2660,7 +5490,7 @@
       </w:rPr>
     </w:lvl>
   </w:abstractNum>
-  <w:abstractNum w:abstractNumId="18" w15:restartNumberingAfterBreak="0">
+  <w:abstractNum w:abstractNumId="20" w15:restartNumberingAfterBreak="0">
     <w:nsid w:val="18535BE3"/>
     <w:multiLevelType w:val="multilevel"/>
     <w:tmpl w:val="CFCC7EE8"/>
@@ -2809,7 +5639,7 @@
       </w:rPr>
     </w:lvl>
   </w:abstractNum>
-  <w:abstractNum w:abstractNumId="19" w15:restartNumberingAfterBreak="0">
+  <w:abstractNum w:abstractNumId="21" w15:restartNumberingAfterBreak="0">
     <w:nsid w:val="1AC82453"/>
     <w:multiLevelType w:val="hybridMultilevel"/>
     <w:tmpl w:val="3E7ED1CE"/>
@@ -2898,7 +5728,7 @@
       </w:pPr>
     </w:lvl>
   </w:abstractNum>
-  <w:abstractNum w:abstractNumId="20" w15:restartNumberingAfterBreak="0">
+  <w:abstractNum w:abstractNumId="22" w15:restartNumberingAfterBreak="0">
     <w:nsid w:val="1D4D4B48"/>
     <w:multiLevelType w:val="hybridMultilevel"/>
     <w:tmpl w:val="8CFE64C0"/>
@@ -3011,7 +5841,7 @@
       </w:rPr>
     </w:lvl>
   </w:abstractNum>
-  <w:abstractNum w:abstractNumId="21" w15:restartNumberingAfterBreak="0">
+  <w:abstractNum w:abstractNumId="23" w15:restartNumberingAfterBreak="0">
     <w:nsid w:val="1FEA0098"/>
     <w:multiLevelType w:val="multilevel"/>
     <w:tmpl w:val="E6FCEABE"/>
@@ -3124,7 +5954,120 @@
       </w:pPr>
     </w:lvl>
   </w:abstractNum>
-  <w:abstractNum w:abstractNumId="22" w15:restartNumberingAfterBreak="0">
+  <w:abstractNum w:abstractNumId="24" w15:restartNumberingAfterBreak="0">
+    <w:nsid w:val="206D1E12"/>
+    <w:multiLevelType w:val="hybridMultilevel"/>
+    <w:tmpl w:val="ADBA4F04"/>
+    <w:lvl w:ilvl="0" w:tplc="04190001">
+      <w:start w:val="1"/>
+      <w:numFmt w:val="bullet"/>
+      <w:lvlText w:val=""/>
+      <w:lvlJc w:val="left"/>
+      <w:pPr>
+        <w:ind w:left="720" w:hanging="360"/>
+      </w:pPr>
+      <w:rPr>
+        <w:rFonts w:ascii="Symbol" w:hAnsi="Symbol" w:hint="default"/>
+      </w:rPr>
+    </w:lvl>
+    <w:lvl w:ilvl="1" w:tplc="04190003" w:tentative="1">
+      <w:start w:val="1"/>
+      <w:numFmt w:val="bullet"/>
+      <w:lvlText w:val="o"/>
+      <w:lvlJc w:val="left"/>
+      <w:pPr>
+        <w:ind w:left="1440" w:hanging="360"/>
+      </w:pPr>
+      <w:rPr>
+        <w:rFonts w:ascii="Courier New" w:hAnsi="Courier New" w:cs="Courier New" w:hint="default"/>
+      </w:rPr>
+    </w:lvl>
+    <w:lvl w:ilvl="2" w:tplc="04190005" w:tentative="1">
+      <w:start w:val="1"/>
+      <w:numFmt w:val="bullet"/>
+      <w:lvlText w:val=""/>
+      <w:lvlJc w:val="left"/>
+      <w:pPr>
+        <w:ind w:left="2160" w:hanging="360"/>
+      </w:pPr>
+      <w:rPr>
+        <w:rFonts w:ascii="Wingdings" w:hAnsi="Wingdings" w:hint="default"/>
+      </w:rPr>
+    </w:lvl>
+    <w:lvl w:ilvl="3" w:tplc="04190001" w:tentative="1">
+      <w:start w:val="1"/>
+      <w:numFmt w:val="bullet"/>
+      <w:lvlText w:val=""/>
+      <w:lvlJc w:val="left"/>
+      <w:pPr>
+        <w:ind w:left="2880" w:hanging="360"/>
+      </w:pPr>
+      <w:rPr>
+        <w:rFonts w:ascii="Symbol" w:hAnsi="Symbol" w:hint="default"/>
+      </w:rPr>
+    </w:lvl>
+    <w:lvl w:ilvl="4" w:tplc="04190003" w:tentative="1">
+      <w:start w:val="1"/>
+      <w:numFmt w:val="bullet"/>
+      <w:lvlText w:val="o"/>
+      <w:lvlJc w:val="left"/>
+      <w:pPr>
+        <w:ind w:left="3600" w:hanging="360"/>
+      </w:pPr>
+      <w:rPr>
+        <w:rFonts w:ascii="Courier New" w:hAnsi="Courier New" w:cs="Courier New" w:hint="default"/>
+      </w:rPr>
+    </w:lvl>
+    <w:lvl w:ilvl="5" w:tplc="04190005" w:tentative="1">
+      <w:start w:val="1"/>
+      <w:numFmt w:val="bullet"/>
+      <w:lvlText w:val=""/>
+      <w:lvlJc w:val="left"/>
+      <w:pPr>
+        <w:ind w:left="4320" w:hanging="360"/>
+      </w:pPr>
+      <w:rPr>
+        <w:rFonts w:ascii="Wingdings" w:hAnsi="Wingdings" w:hint="default"/>
+      </w:rPr>
+    </w:lvl>
+    <w:lvl w:ilvl="6" w:tplc="04190001" w:tentative="1">
+      <w:start w:val="1"/>
+      <w:numFmt w:val="bullet"/>
+      <w:lvlText w:val=""/>
+      <w:lvlJc w:val="left"/>
+      <w:pPr>
+        <w:ind w:left="5040" w:hanging="360"/>
+      </w:pPr>
+      <w:rPr>
+        <w:rFonts w:ascii="Symbol" w:hAnsi="Symbol" w:hint="default"/>
+      </w:rPr>
+    </w:lvl>
+    <w:lvl w:ilvl="7" w:tplc="04190003" w:tentative="1">
+      <w:start w:val="1"/>
+      <w:numFmt w:val="bullet"/>
+      <w:lvlText w:val="o"/>
+      <w:lvlJc w:val="left"/>
+      <w:pPr>
+        <w:ind w:left="5760" w:hanging="360"/>
+      </w:pPr>
+      <w:rPr>
+        <w:rFonts w:ascii="Courier New" w:hAnsi="Courier New" w:cs="Courier New" w:hint="default"/>
+      </w:rPr>
+    </w:lvl>
+    <w:lvl w:ilvl="8" w:tplc="04190005" w:tentative="1">
+      <w:start w:val="1"/>
+      <w:numFmt w:val="bullet"/>
+      <w:lvlText w:val=""/>
+      <w:lvlJc w:val="left"/>
+      <w:pPr>
+        <w:ind w:left="6480" w:hanging="360"/>
+      </w:pPr>
+      <w:rPr>
+        <w:rFonts w:ascii="Wingdings" w:hAnsi="Wingdings" w:hint="default"/>
+      </w:rPr>
+    </w:lvl>
+  </w:abstractNum>
+  <w:abstractNum w:abstractNumId="25" w15:restartNumberingAfterBreak="0">
     <w:nsid w:val="22432833"/>
     <w:multiLevelType w:val="hybridMultilevel"/>
     <w:tmpl w:val="25823AC8"/>
@@ -3237,7 +6180,7 @@
       </w:rPr>
     </w:lvl>
   </w:abstractNum>
-  <w:abstractNum w:abstractNumId="23" w15:restartNumberingAfterBreak="0">
+  <w:abstractNum w:abstractNumId="26" w15:restartNumberingAfterBreak="0">
     <w:nsid w:val="292F3AA2"/>
     <w:multiLevelType w:val="hybridMultilevel"/>
     <w:tmpl w:val="16E4787A"/>
@@ -3326,7 +6269,7 @@
       </w:pPr>
     </w:lvl>
   </w:abstractNum>
-  <w:abstractNum w:abstractNumId="24" w15:restartNumberingAfterBreak="0">
+  <w:abstractNum w:abstractNumId="27" w15:restartNumberingAfterBreak="0">
     <w:nsid w:val="2A791DDC"/>
     <w:multiLevelType w:val="multilevel"/>
     <w:tmpl w:val="738A0A12"/>
@@ -3475,7 +6418,7 @@
       </w:rPr>
     </w:lvl>
   </w:abstractNum>
-  <w:abstractNum w:abstractNumId="25" w15:restartNumberingAfterBreak="0">
+  <w:abstractNum w:abstractNumId="28" w15:restartNumberingAfterBreak="0">
     <w:nsid w:val="2FB16492"/>
     <w:multiLevelType w:val="hybridMultilevel"/>
     <w:tmpl w:val="3E7ED1CE"/>
@@ -3564,7 +6507,7 @@
       </w:pPr>
     </w:lvl>
   </w:abstractNum>
-  <w:abstractNum w:abstractNumId="26" w15:restartNumberingAfterBreak="0">
+  <w:abstractNum w:abstractNumId="29" w15:restartNumberingAfterBreak="0">
     <w:nsid w:val="335E4C27"/>
     <w:multiLevelType w:val="hybridMultilevel"/>
     <w:tmpl w:val="96D87402"/>
@@ -3650,7 +6593,7 @@
       </w:pPr>
     </w:lvl>
   </w:abstractNum>
-  <w:abstractNum w:abstractNumId="27" w15:restartNumberingAfterBreak="0">
+  <w:abstractNum w:abstractNumId="30" w15:restartNumberingAfterBreak="0">
     <w:nsid w:val="34402D94"/>
     <w:multiLevelType w:val="hybridMultilevel"/>
     <w:tmpl w:val="8C80A1D6"/>
@@ -3736,7 +6679,7 @@
       </w:pPr>
     </w:lvl>
   </w:abstractNum>
-  <w:abstractNum w:abstractNumId="28" w15:restartNumberingAfterBreak="0">
+  <w:abstractNum w:abstractNumId="31" w15:restartNumberingAfterBreak="0">
     <w:nsid w:val="34BF51CF"/>
     <w:multiLevelType w:val="multilevel"/>
     <w:tmpl w:val="6D7A6474"/>
@@ -3860,7 +6803,7 @@
       </w:rPr>
     </w:lvl>
   </w:abstractNum>
-  <w:abstractNum w:abstractNumId="29" w15:restartNumberingAfterBreak="0">
+  <w:abstractNum w:abstractNumId="32" w15:restartNumberingAfterBreak="0">
     <w:nsid w:val="3CA67F9F"/>
     <w:multiLevelType w:val="hybridMultilevel"/>
     <w:tmpl w:val="B0E239DE"/>
@@ -3914,7 +6857,7 @@
       <w:lvlJc w:val="left"/>
     </w:lvl>
   </w:abstractNum>
-  <w:abstractNum w:abstractNumId="30" w15:restartNumberingAfterBreak="0">
+  <w:abstractNum w:abstractNumId="33" w15:restartNumberingAfterBreak="0">
     <w:nsid w:val="43431356"/>
     <w:multiLevelType w:val="hybridMultilevel"/>
     <w:tmpl w:val="51D84BA0"/>
@@ -3965,7 +6908,7 @@
       <w:lvlJc w:val="left"/>
     </w:lvl>
   </w:abstractNum>
-  <w:abstractNum w:abstractNumId="31" w15:restartNumberingAfterBreak="0">
+  <w:abstractNum w:abstractNumId="34" w15:restartNumberingAfterBreak="0">
     <w:nsid w:val="478B72C9"/>
     <w:multiLevelType w:val="hybridMultilevel"/>
     <w:tmpl w:val="92FE9EF6"/>
@@ -4051,7 +6994,7 @@
       </w:pPr>
     </w:lvl>
   </w:abstractNum>
-  <w:abstractNum w:abstractNumId="32" w15:restartNumberingAfterBreak="0">
+  <w:abstractNum w:abstractNumId="35" w15:restartNumberingAfterBreak="0">
     <w:nsid w:val="486467E1"/>
     <w:multiLevelType w:val="hybridMultilevel"/>
     <w:tmpl w:val="9B76A89E"/>
@@ -4140,7 +7083,7 @@
       </w:pPr>
     </w:lvl>
   </w:abstractNum>
-  <w:abstractNum w:abstractNumId="33" w15:restartNumberingAfterBreak="0">
+  <w:abstractNum w:abstractNumId="36" w15:restartNumberingAfterBreak="0">
     <w:nsid w:val="4C5A70B2"/>
     <w:multiLevelType w:val="multilevel"/>
     <w:tmpl w:val="3ACC2DA2"/>
@@ -4289,7 +7232,7 @@
       </w:rPr>
     </w:lvl>
   </w:abstractNum>
-  <w:abstractNum w:abstractNumId="34" w15:restartNumberingAfterBreak="0">
+  <w:abstractNum w:abstractNumId="37" w15:restartNumberingAfterBreak="0">
     <w:nsid w:val="50B85DBA"/>
     <w:multiLevelType w:val="multilevel"/>
     <w:tmpl w:val="E3E68F7C"/>
@@ -4438,7 +7381,7 @@
       </w:rPr>
     </w:lvl>
   </w:abstractNum>
-  <w:abstractNum w:abstractNumId="35" w15:restartNumberingAfterBreak="0">
+  <w:abstractNum w:abstractNumId="38" w15:restartNumberingAfterBreak="0">
     <w:nsid w:val="524E5214"/>
     <w:multiLevelType w:val="multilevel"/>
     <w:tmpl w:val="332A45E4"/>
@@ -4587,7 +7530,7 @@
       </w:rPr>
     </w:lvl>
   </w:abstractNum>
-  <w:abstractNum w:abstractNumId="36" w15:restartNumberingAfterBreak="0">
+  <w:abstractNum w:abstractNumId="39" w15:restartNumberingAfterBreak="0">
     <w:nsid w:val="55543315"/>
     <w:multiLevelType w:val="multilevel"/>
     <w:tmpl w:val="E6FCEABE"/>
@@ -4700,7 +7643,7 @@
       </w:pPr>
     </w:lvl>
   </w:abstractNum>
-  <w:abstractNum w:abstractNumId="37" w15:restartNumberingAfterBreak="0">
+  <w:abstractNum w:abstractNumId="40" w15:restartNumberingAfterBreak="0">
     <w:nsid w:val="58D29225"/>
     <w:multiLevelType w:val="hybridMultilevel"/>
     <w:tmpl w:val="FFFFFFFF"/>
@@ -4751,7 +7694,7 @@
       <w:lvlJc w:val="left"/>
     </w:lvl>
   </w:abstractNum>
-  <w:abstractNum w:abstractNumId="38" w15:restartNumberingAfterBreak="0">
+  <w:abstractNum w:abstractNumId="41" w15:restartNumberingAfterBreak="0">
     <w:nsid w:val="58D817D2"/>
     <w:multiLevelType w:val="multilevel"/>
     <w:tmpl w:val="6D7A6474"/>
@@ -4875,7 +7818,7 @@
       </w:rPr>
     </w:lvl>
   </w:abstractNum>
-  <w:abstractNum w:abstractNumId="39" w15:restartNumberingAfterBreak="0">
+  <w:abstractNum w:abstractNumId="42" w15:restartNumberingAfterBreak="0">
     <w:nsid w:val="5F336915"/>
     <w:multiLevelType w:val="hybridMultilevel"/>
     <w:tmpl w:val="1812BD82"/>
@@ -4988,7 +7931,7 @@
       </w:rPr>
     </w:lvl>
   </w:abstractNum>
-  <w:abstractNum w:abstractNumId="40" w15:restartNumberingAfterBreak="0">
+  <w:abstractNum w:abstractNumId="43" w15:restartNumberingAfterBreak="0">
     <w:nsid w:val="5FCF47A3"/>
     <w:multiLevelType w:val="hybridMultilevel"/>
     <w:tmpl w:val="DC9CCF7A"/>
@@ -5101,7 +8044,7 @@
       </w:rPr>
     </w:lvl>
   </w:abstractNum>
-  <w:abstractNum w:abstractNumId="41" w15:restartNumberingAfterBreak="0">
+  <w:abstractNum w:abstractNumId="44" w15:restartNumberingAfterBreak="0">
     <w:nsid w:val="61DB66BC"/>
     <w:multiLevelType w:val="multilevel"/>
     <w:tmpl w:val="F1A86E14"/>
@@ -5214,7 +8157,120 @@
       </w:rPr>
     </w:lvl>
   </w:abstractNum>
-  <w:abstractNum w:abstractNumId="42" w15:restartNumberingAfterBreak="0">
+  <w:abstractNum w:abstractNumId="45" w15:restartNumberingAfterBreak="0">
+    <w:nsid w:val="63A33687"/>
+    <w:multiLevelType w:val="hybridMultilevel"/>
+    <w:tmpl w:val="4E9E91F0"/>
+    <w:lvl w:ilvl="0" w:tplc="04190001">
+      <w:start w:val="1"/>
+      <w:numFmt w:val="bullet"/>
+      <w:lvlText w:val=""/>
+      <w:lvlJc w:val="left"/>
+      <w:pPr>
+        <w:ind w:left="1080" w:hanging="360"/>
+      </w:pPr>
+      <w:rPr>
+        <w:rFonts w:ascii="Symbol" w:hAnsi="Symbol" w:hint="default"/>
+      </w:rPr>
+    </w:lvl>
+    <w:lvl w:ilvl="1" w:tplc="04190003" w:tentative="1">
+      <w:start w:val="1"/>
+      <w:numFmt w:val="bullet"/>
+      <w:lvlText w:val="o"/>
+      <w:lvlJc w:val="left"/>
+      <w:pPr>
+        <w:ind w:left="1800" w:hanging="360"/>
+      </w:pPr>
+      <w:rPr>
+        <w:rFonts w:ascii="Courier New" w:hAnsi="Courier New" w:cs="Courier New" w:hint="default"/>
+      </w:rPr>
+    </w:lvl>
+    <w:lvl w:ilvl="2" w:tplc="04190005" w:tentative="1">
+      <w:start w:val="1"/>
+      <w:numFmt w:val="bullet"/>
+      <w:lvlText w:val=""/>
+      <w:lvlJc w:val="left"/>
+      <w:pPr>
+        <w:ind w:left="2520" w:hanging="360"/>
+      </w:pPr>
+      <w:rPr>
+        <w:rFonts w:ascii="Wingdings" w:hAnsi="Wingdings" w:hint="default"/>
+      </w:rPr>
+    </w:lvl>
+    <w:lvl w:ilvl="3" w:tplc="04190001" w:tentative="1">
+      <w:start w:val="1"/>
+      <w:numFmt w:val="bullet"/>
+      <w:lvlText w:val=""/>
+      <w:lvlJc w:val="left"/>
+      <w:pPr>
+        <w:ind w:left="3240" w:hanging="360"/>
+      </w:pPr>
+      <w:rPr>
+        <w:rFonts w:ascii="Symbol" w:hAnsi="Symbol" w:hint="default"/>
+      </w:rPr>
+    </w:lvl>
+    <w:lvl w:ilvl="4" w:tplc="04190003" w:tentative="1">
+      <w:start w:val="1"/>
+      <w:numFmt w:val="bullet"/>
+      <w:lvlText w:val="o"/>
+      <w:lvlJc w:val="left"/>
+      <w:pPr>
+        <w:ind w:left="3960" w:hanging="360"/>
+      </w:pPr>
+      <w:rPr>
+        <w:rFonts w:ascii="Courier New" w:hAnsi="Courier New" w:cs="Courier New" w:hint="default"/>
+      </w:rPr>
+    </w:lvl>
+    <w:lvl w:ilvl="5" w:tplc="04190005" w:tentative="1">
+      <w:start w:val="1"/>
+      <w:numFmt w:val="bullet"/>
+      <w:lvlText w:val=""/>
+      <w:lvlJc w:val="left"/>
+      <w:pPr>
+        <w:ind w:left="4680" w:hanging="360"/>
+      </w:pPr>
+      <w:rPr>
+        <w:rFonts w:ascii="Wingdings" w:hAnsi="Wingdings" w:hint="default"/>
+      </w:rPr>
+    </w:lvl>
+    <w:lvl w:ilvl="6" w:tplc="04190001" w:tentative="1">
+      <w:start w:val="1"/>
+      <w:numFmt w:val="bullet"/>
+      <w:lvlText w:val=""/>
+      <w:lvlJc w:val="left"/>
+      <w:pPr>
+        <w:ind w:left="5400" w:hanging="360"/>
+      </w:pPr>
+      <w:rPr>
+        <w:rFonts w:ascii="Symbol" w:hAnsi="Symbol" w:hint="default"/>
+      </w:rPr>
+    </w:lvl>
+    <w:lvl w:ilvl="7" w:tplc="04190003" w:tentative="1">
+      <w:start w:val="1"/>
+      <w:numFmt w:val="bullet"/>
+      <w:lvlText w:val="o"/>
+      <w:lvlJc w:val="left"/>
+      <w:pPr>
+        <w:ind w:left="6120" w:hanging="360"/>
+      </w:pPr>
+      <w:rPr>
+        <w:rFonts w:ascii="Courier New" w:hAnsi="Courier New" w:cs="Courier New" w:hint="default"/>
+      </w:rPr>
+    </w:lvl>
+    <w:lvl w:ilvl="8" w:tplc="04190005" w:tentative="1">
+      <w:start w:val="1"/>
+      <w:numFmt w:val="bullet"/>
+      <w:lvlText w:val=""/>
+      <w:lvlJc w:val="left"/>
+      <w:pPr>
+        <w:ind w:left="6840" w:hanging="360"/>
+      </w:pPr>
+      <w:rPr>
+        <w:rFonts w:ascii="Wingdings" w:hAnsi="Wingdings" w:hint="default"/>
+      </w:rPr>
+    </w:lvl>
+  </w:abstractNum>
+  <w:abstractNum w:abstractNumId="46" w15:restartNumberingAfterBreak="0">
     <w:nsid w:val="63FB6107"/>
     <w:multiLevelType w:val="hybridMultilevel"/>
     <w:tmpl w:val="4A7E1BC4"/>
@@ -5300,7 +8356,7 @@
       </w:pPr>
     </w:lvl>
   </w:abstractNum>
-  <w:abstractNum w:abstractNumId="43" w15:restartNumberingAfterBreak="0">
+  <w:abstractNum w:abstractNumId="47" w15:restartNumberingAfterBreak="0">
     <w:nsid w:val="656E7ED4"/>
     <w:multiLevelType w:val="hybridMultilevel"/>
     <w:tmpl w:val="80EC6BC8"/>
@@ -5395,7 +8451,7 @@
       </w:pPr>
     </w:lvl>
   </w:abstractNum>
-  <w:abstractNum w:abstractNumId="44" w15:restartNumberingAfterBreak="0">
+  <w:abstractNum w:abstractNumId="48" w15:restartNumberingAfterBreak="0">
     <w:nsid w:val="66D40ECF"/>
     <w:multiLevelType w:val="multilevel"/>
     <w:tmpl w:val="88CC9E2E"/>
@@ -5544,7 +8600,7 @@
       </w:rPr>
     </w:lvl>
   </w:abstractNum>
-  <w:abstractNum w:abstractNumId="45" w15:restartNumberingAfterBreak="0">
+  <w:abstractNum w:abstractNumId="49" w15:restartNumberingAfterBreak="0">
     <w:nsid w:val="6B032695"/>
     <w:multiLevelType w:val="hybridMultilevel"/>
     <w:tmpl w:val="DACA2E94"/>
@@ -5630,7 +8686,7 @@
       </w:pPr>
     </w:lvl>
   </w:abstractNum>
-  <w:abstractNum w:abstractNumId="46" w15:restartNumberingAfterBreak="0">
+  <w:abstractNum w:abstractNumId="50" w15:restartNumberingAfterBreak="0">
     <w:nsid w:val="6E255415"/>
     <w:multiLevelType w:val="hybridMultilevel"/>
     <w:tmpl w:val="C538B1E2"/>
@@ -5743,7 +8799,7 @@
       </w:rPr>
     </w:lvl>
   </w:abstractNum>
-  <w:abstractNum w:abstractNumId="47" w15:restartNumberingAfterBreak="0">
+  <w:abstractNum w:abstractNumId="51" w15:restartNumberingAfterBreak="0">
     <w:nsid w:val="6EFE5C07"/>
     <w:multiLevelType w:val="multilevel"/>
     <w:tmpl w:val="5FE679E0"/>
@@ -5892,7 +8948,7 @@
       </w:rPr>
     </w:lvl>
   </w:abstractNum>
-  <w:abstractNum w:abstractNumId="48" w15:restartNumberingAfterBreak="0">
+  <w:abstractNum w:abstractNumId="52" w15:restartNumberingAfterBreak="0">
     <w:nsid w:val="71231987"/>
     <w:multiLevelType w:val="hybridMultilevel"/>
     <w:tmpl w:val="2C88D59A"/>
@@ -5978,7 +9034,7 @@
       </w:pPr>
     </w:lvl>
   </w:abstractNum>
-  <w:abstractNum w:abstractNumId="49" w15:restartNumberingAfterBreak="0">
+  <w:abstractNum w:abstractNumId="53" w15:restartNumberingAfterBreak="0">
     <w:nsid w:val="71EA65CE"/>
     <w:multiLevelType w:val="hybridMultilevel"/>
     <w:tmpl w:val="984C389E"/>
@@ -6091,7 +9147,156 @@
       </w:rPr>
     </w:lvl>
   </w:abstractNum>
-  <w:abstractNum w:abstractNumId="50" w15:restartNumberingAfterBreak="0">
+  <w:abstractNum w:abstractNumId="54" w15:restartNumberingAfterBreak="0">
+    <w:nsid w:val="7282289B"/>
+    <w:multiLevelType w:val="multilevel"/>
+    <w:tmpl w:val="0A689F5A"/>
+    <w:lvl w:ilvl="0">
+      <w:start w:val="1"/>
+      <w:numFmt w:val="bullet"/>
+      <w:lvlText w:val=""/>
+      <w:lvlJc w:val="left"/>
+      <w:pPr>
+        <w:tabs>
+          <w:tab w:val="num" w:pos="720"/>
+        </w:tabs>
+        <w:ind w:left="720" w:hanging="360"/>
+      </w:pPr>
+      <w:rPr>
+        <w:rFonts w:ascii="Symbol" w:hAnsi="Symbol" w:hint="default"/>
+        <w:sz w:val="20"/>
+      </w:rPr>
+    </w:lvl>
+    <w:lvl w:ilvl="1" w:tentative="1">
+      <w:start w:val="1"/>
+      <w:numFmt w:val="bullet"/>
+      <w:lvlText w:val="o"/>
+      <w:lvlJc w:val="left"/>
+      <w:pPr>
+        <w:tabs>
+          <w:tab w:val="num" w:pos="1440"/>
+        </w:tabs>
+        <w:ind w:left="1440" w:hanging="360"/>
+      </w:pPr>
+      <w:rPr>
+        <w:rFonts w:ascii="Courier New" w:hAnsi="Courier New" w:hint="default"/>
+        <w:sz w:val="20"/>
+      </w:rPr>
+    </w:lvl>
+    <w:lvl w:ilvl="2" w:tentative="1">
+      <w:start w:val="1"/>
+      <w:numFmt w:val="bullet"/>
+      <w:lvlText w:val=""/>
+      <w:lvlJc w:val="left"/>
+      <w:pPr>
+        <w:tabs>
+          <w:tab w:val="num" w:pos="2160"/>
+        </w:tabs>
+        <w:ind w:left="2160" w:hanging="360"/>
+      </w:pPr>
+      <w:rPr>
+        <w:rFonts w:ascii="Wingdings" w:hAnsi="Wingdings" w:hint="default"/>
+        <w:sz w:val="20"/>
+      </w:rPr>
+    </w:lvl>
+    <w:lvl w:ilvl="3" w:tentative="1">
+      <w:start w:val="1"/>
+      <w:numFmt w:val="bullet"/>
+      <w:lvlText w:val=""/>
+      <w:lvlJc w:val="left"/>
+      <w:pPr>
+        <w:tabs>
+          <w:tab w:val="num" w:pos="2880"/>
+        </w:tabs>
+        <w:ind w:left="2880" w:hanging="360"/>
+      </w:pPr>
+      <w:rPr>
+        <w:rFonts w:ascii="Wingdings" w:hAnsi="Wingdings" w:hint="default"/>
+        <w:sz w:val="20"/>
+      </w:rPr>
+    </w:lvl>
+    <w:lvl w:ilvl="4" w:tentative="1">
+      <w:start w:val="1"/>
+      <w:numFmt w:val="bullet"/>
+      <w:lvlText w:val=""/>
+      <w:lvlJc w:val="left"/>
+      <w:pPr>
+        <w:tabs>
+          <w:tab w:val="num" w:pos="3600"/>
+        </w:tabs>
+        <w:ind w:left="3600" w:hanging="360"/>
+      </w:pPr>
+      <w:rPr>
+        <w:rFonts w:ascii="Wingdings" w:hAnsi="Wingdings" w:hint="default"/>
+        <w:sz w:val="20"/>
+      </w:rPr>
+    </w:lvl>
+    <w:lvl w:ilvl="5" w:tentative="1">
+      <w:start w:val="1"/>
+      <w:numFmt w:val="bullet"/>
+      <w:lvlText w:val=""/>
+      <w:lvlJc w:val="left"/>
+      <w:pPr>
+        <w:tabs>
+          <w:tab w:val="num" w:pos="4320"/>
+        </w:tabs>
+        <w:ind w:left="4320" w:hanging="360"/>
+      </w:pPr>
+      <w:rPr>
+        <w:rFonts w:ascii="Wingdings" w:hAnsi="Wingdings" w:hint="default"/>
+        <w:sz w:val="20"/>
+      </w:rPr>
+    </w:lvl>
+    <w:lvl w:ilvl="6" w:tentative="1">
+      <w:start w:val="1"/>
+      <w:numFmt w:val="bullet"/>
+      <w:lvlText w:val=""/>
+      <w:lvlJc w:val="left"/>
+      <w:pPr>
+        <w:tabs>
+          <w:tab w:val="num" w:pos="5040"/>
+        </w:tabs>
+        <w:ind w:left="5040" w:hanging="360"/>
+      </w:pPr>
+      <w:rPr>
+        <w:rFonts w:ascii="Wingdings" w:hAnsi="Wingdings" w:hint="default"/>
+        <w:sz w:val="20"/>
+      </w:rPr>
+    </w:lvl>
+    <w:lvl w:ilvl="7" w:tentative="1">
+      <w:start w:val="1"/>
+      <w:numFmt w:val="bullet"/>
+      <w:lvlText w:val=""/>
+      <w:lvlJc w:val="left"/>
+      <w:pPr>
+        <w:tabs>
+          <w:tab w:val="num" w:pos="5760"/>
+        </w:tabs>
+        <w:ind w:left="5760" w:hanging="360"/>
+      </w:pPr>
+      <w:rPr>
+        <w:rFonts w:ascii="Wingdings" w:hAnsi="Wingdings" w:hint="default"/>
+        <w:sz w:val="20"/>
+      </w:rPr>
+    </w:lvl>
+    <w:lvl w:ilvl="8" w:tentative="1">
+      <w:start w:val="1"/>
+      <w:numFmt w:val="bullet"/>
+      <w:lvlText w:val=""/>
+      <w:lvlJc w:val="left"/>
+      <w:pPr>
+        <w:tabs>
+          <w:tab w:val="num" w:pos="6480"/>
+        </w:tabs>
+        <w:ind w:left="6480" w:hanging="360"/>
+      </w:pPr>
+      <w:rPr>
+        <w:rFonts w:ascii="Wingdings" w:hAnsi="Wingdings" w:hint="default"/>
+        <w:sz w:val="20"/>
+      </w:rPr>
+    </w:lvl>
+  </w:abstractNum>
+  <w:abstractNum w:abstractNumId="55" w15:restartNumberingAfterBreak="0">
     <w:nsid w:val="745D594E"/>
     <w:multiLevelType w:val="hybridMultilevel"/>
     <w:tmpl w:val="5DD41F2C"/>
@@ -6180,7 +9385,7 @@
       </w:pPr>
     </w:lvl>
   </w:abstractNum>
-  <w:abstractNum w:abstractNumId="51" w15:restartNumberingAfterBreak="0">
+  <w:abstractNum w:abstractNumId="56" w15:restartNumberingAfterBreak="0">
     <w:nsid w:val="75516864"/>
     <w:multiLevelType w:val="multilevel"/>
     <w:tmpl w:val="508A3834"/>
@@ -6298,7 +9503,7 @@
       </w:rPr>
     </w:lvl>
   </w:abstractNum>
-  <w:abstractNum w:abstractNumId="52" w15:restartNumberingAfterBreak="0">
+  <w:abstractNum w:abstractNumId="57" w15:restartNumberingAfterBreak="0">
     <w:nsid w:val="769050E3"/>
     <w:multiLevelType w:val="multilevel"/>
     <w:tmpl w:val="A4087088"/>
@@ -6447,7 +9652,7 @@
       </w:rPr>
     </w:lvl>
   </w:abstractNum>
-  <w:abstractNum w:abstractNumId="53" w15:restartNumberingAfterBreak="0">
+  <w:abstractNum w:abstractNumId="58" w15:restartNumberingAfterBreak="0">
     <w:nsid w:val="77170C56"/>
     <w:multiLevelType w:val="hybridMultilevel"/>
     <w:tmpl w:val="D5FCB502"/>
@@ -6536,7 +9741,7 @@
       </w:pPr>
     </w:lvl>
   </w:abstractNum>
-  <w:abstractNum w:abstractNumId="54" w15:restartNumberingAfterBreak="0">
+  <w:abstractNum w:abstractNumId="59" w15:restartNumberingAfterBreak="0">
     <w:nsid w:val="796C782A"/>
     <w:multiLevelType w:val="hybridMultilevel"/>
     <w:tmpl w:val="A992E5FC"/>
@@ -6649,7 +9854,7 @@
       </w:rPr>
     </w:lvl>
   </w:abstractNum>
-  <w:abstractNum w:abstractNumId="55" w15:restartNumberingAfterBreak="0">
+  <w:abstractNum w:abstractNumId="60" w15:restartNumberingAfterBreak="0">
     <w:nsid w:val="79A91CC1"/>
     <w:multiLevelType w:val="hybridMultilevel"/>
     <w:tmpl w:val="7EBA4DBE"/>
@@ -6762,7 +9967,7 @@
       </w:rPr>
     </w:lvl>
   </w:abstractNum>
-  <w:abstractNum w:abstractNumId="56" w15:restartNumberingAfterBreak="0">
+  <w:abstractNum w:abstractNumId="61" w15:restartNumberingAfterBreak="0">
     <w:nsid w:val="7C976E0F"/>
     <w:multiLevelType w:val="multilevel"/>
     <w:tmpl w:val="1CB007CA"/>
@@ -6911,7 +10116,7 @@
       </w:rPr>
     </w:lvl>
   </w:abstractNum>
-  <w:abstractNum w:abstractNumId="57" w15:restartNumberingAfterBreak="0">
+  <w:abstractNum w:abstractNumId="62" w15:restartNumberingAfterBreak="0">
     <w:nsid w:val="7DCD00FA"/>
     <w:multiLevelType w:val="multilevel"/>
     <w:tmpl w:val="34E6C262"/>
@@ -7064,157 +10269,157 @@
     <w:abstractNumId w:val="4"/>
   </w:num>
   <w:num w:numId="2" w16cid:durableId="205334300">
+    <w:abstractNumId w:val="47"/>
+  </w:num>
+  <w:num w:numId="3" w16cid:durableId="332488515">
+    <w:abstractNumId w:val="12"/>
+  </w:num>
+  <w:num w:numId="4" w16cid:durableId="1593247347">
+    <w:abstractNumId w:val="18"/>
+  </w:num>
+  <w:num w:numId="5" w16cid:durableId="1394818749">
+    <w:abstractNumId w:val="13"/>
+  </w:num>
+  <w:num w:numId="6" w16cid:durableId="1307857983">
+    <w:abstractNumId w:val="35"/>
+  </w:num>
+  <w:num w:numId="7" w16cid:durableId="925967067">
     <w:abstractNumId w:val="43"/>
   </w:num>
-  <w:num w:numId="3" w16cid:durableId="332488515">
-    <w:abstractNumId w:val="11"/>
-  </w:num>
-  <w:num w:numId="4" w16cid:durableId="1593247347">
-    <w:abstractNumId w:val="16"/>
-  </w:num>
-  <w:num w:numId="5" w16cid:durableId="1394818749">
-    <w:abstractNumId w:val="12"/>
-  </w:num>
-  <w:num w:numId="6" w16cid:durableId="1307857983">
-    <w:abstractNumId w:val="32"/>
-  </w:num>
-  <w:num w:numId="7" w16cid:durableId="925967067">
-    <w:abstractNumId w:val="40"/>
-  </w:num>
   <w:num w:numId="8" w16cid:durableId="52000313">
-    <w:abstractNumId w:val="31"/>
+    <w:abstractNumId w:val="34"/>
   </w:num>
   <w:num w:numId="9" w16cid:durableId="951018226">
+    <w:abstractNumId w:val="25"/>
+  </w:num>
+  <w:num w:numId="10" w16cid:durableId="66461775">
+    <w:abstractNumId w:val="30"/>
+  </w:num>
+  <w:num w:numId="11" w16cid:durableId="1022171437">
+    <w:abstractNumId w:val="14"/>
+  </w:num>
+  <w:num w:numId="12" w16cid:durableId="1711224312">
+    <w:abstractNumId w:val="19"/>
+  </w:num>
+  <w:num w:numId="13" w16cid:durableId="1039742336">
     <w:abstractNumId w:val="22"/>
   </w:num>
-  <w:num w:numId="10" w16cid:durableId="66461775">
-    <w:abstractNumId w:val="27"/>
-  </w:num>
-  <w:num w:numId="11" w16cid:durableId="1022171437">
-    <w:abstractNumId w:val="13"/>
-  </w:num>
-  <w:num w:numId="12" w16cid:durableId="1711224312">
-    <w:abstractNumId w:val="17"/>
-  </w:num>
-  <w:num w:numId="13" w16cid:durableId="1039742336">
-    <w:abstractNumId w:val="20"/>
-  </w:num>
   <w:num w:numId="14" w16cid:durableId="277416445">
-    <w:abstractNumId w:val="45"/>
+    <w:abstractNumId w:val="49"/>
   </w:num>
   <w:num w:numId="15" w16cid:durableId="1618834546">
     <w:abstractNumId w:val="6"/>
   </w:num>
   <w:num w:numId="16" w16cid:durableId="1574662338">
-    <w:abstractNumId w:val="10"/>
+    <w:abstractNumId w:val="11"/>
   </w:num>
   <w:num w:numId="17" w16cid:durableId="422528802">
-    <w:abstractNumId w:val="26"/>
+    <w:abstractNumId w:val="29"/>
   </w:num>
   <w:num w:numId="18" w16cid:durableId="1056708395">
-    <w:abstractNumId w:val="49"/>
+    <w:abstractNumId w:val="53"/>
   </w:num>
   <w:num w:numId="19" w16cid:durableId="172769413">
-    <w:abstractNumId w:val="54"/>
+    <w:abstractNumId w:val="59"/>
   </w:num>
   <w:num w:numId="20" w16cid:durableId="1456294169">
-    <w:abstractNumId w:val="51"/>
+    <w:abstractNumId w:val="56"/>
   </w:num>
   <w:num w:numId="21" w16cid:durableId="475294461">
     <w:abstractNumId w:val="1"/>
   </w:num>
   <w:num w:numId="22" w16cid:durableId="109933805">
-    <w:abstractNumId w:val="56"/>
+    <w:abstractNumId w:val="61"/>
   </w:num>
   <w:num w:numId="23" w16cid:durableId="936711734">
-    <w:abstractNumId w:val="52"/>
+    <w:abstractNumId w:val="57"/>
   </w:num>
   <w:num w:numId="24" w16cid:durableId="389959277">
-    <w:abstractNumId w:val="39"/>
+    <w:abstractNumId w:val="42"/>
   </w:num>
   <w:num w:numId="25" w16cid:durableId="1528104055">
     <w:abstractNumId w:val="5"/>
   </w:num>
   <w:num w:numId="26" w16cid:durableId="2034723025">
-    <w:abstractNumId w:val="18"/>
+    <w:abstractNumId w:val="20"/>
   </w:num>
   <w:num w:numId="27" w16cid:durableId="55054602">
-    <w:abstractNumId w:val="47"/>
+    <w:abstractNumId w:val="51"/>
   </w:num>
   <w:num w:numId="28" w16cid:durableId="1697657137">
-    <w:abstractNumId w:val="44"/>
+    <w:abstractNumId w:val="48"/>
   </w:num>
   <w:num w:numId="29" w16cid:durableId="432359258">
-    <w:abstractNumId w:val="34"/>
+    <w:abstractNumId w:val="37"/>
   </w:num>
   <w:num w:numId="30" w16cid:durableId="251934344">
-    <w:abstractNumId w:val="15"/>
+    <w:abstractNumId w:val="17"/>
   </w:num>
   <w:num w:numId="31" w16cid:durableId="329187390">
-    <w:abstractNumId w:val="33"/>
+    <w:abstractNumId w:val="36"/>
   </w:num>
   <w:num w:numId="32" w16cid:durableId="1416315817">
     <w:abstractNumId w:val="8"/>
   </w:num>
   <w:num w:numId="33" w16cid:durableId="1755853901">
-    <w:abstractNumId w:val="57"/>
+    <w:abstractNumId w:val="62"/>
   </w:num>
   <w:num w:numId="34" w16cid:durableId="1540822684">
-    <w:abstractNumId w:val="24"/>
+    <w:abstractNumId w:val="27"/>
   </w:num>
   <w:num w:numId="35" w16cid:durableId="1087724762">
-    <w:abstractNumId w:val="14"/>
+    <w:abstractNumId w:val="15"/>
   </w:num>
   <w:num w:numId="36" w16cid:durableId="1635596513">
-    <w:abstractNumId w:val="35"/>
+    <w:abstractNumId w:val="38"/>
   </w:num>
   <w:num w:numId="37" w16cid:durableId="211036710">
-    <w:abstractNumId w:val="23"/>
+    <w:abstractNumId w:val="26"/>
   </w:num>
   <w:num w:numId="38" w16cid:durableId="1278372463">
-    <w:abstractNumId w:val="53"/>
+    <w:abstractNumId w:val="58"/>
   </w:num>
   <w:num w:numId="39" w16cid:durableId="1129081443">
+    <w:abstractNumId w:val="44"/>
+  </w:num>
+  <w:num w:numId="40" w16cid:durableId="462237242">
     <w:abstractNumId w:val="41"/>
   </w:num>
-  <w:num w:numId="40" w16cid:durableId="462237242">
-    <w:abstractNumId w:val="38"/>
-  </w:num>
   <w:num w:numId="41" w16cid:durableId="57871252">
-    <w:abstractNumId w:val="48"/>
+    <w:abstractNumId w:val="52"/>
   </w:num>
   <w:num w:numId="42" w16cid:durableId="2070305525">
-    <w:abstractNumId w:val="28"/>
+    <w:abstractNumId w:val="31"/>
   </w:num>
   <w:num w:numId="43" w16cid:durableId="1327830647">
     <w:abstractNumId w:val="9"/>
   </w:num>
   <w:num w:numId="44" w16cid:durableId="551620274">
-    <w:abstractNumId w:val="19"/>
+    <w:abstractNumId w:val="21"/>
   </w:num>
   <w:num w:numId="45" w16cid:durableId="1818956850">
     <w:abstractNumId w:val="3"/>
   </w:num>
   <w:num w:numId="46" w16cid:durableId="152381123">
-    <w:abstractNumId w:val="25"/>
+    <w:abstractNumId w:val="28"/>
   </w:num>
   <w:num w:numId="47" w16cid:durableId="63837180">
-    <w:abstractNumId w:val="46"/>
+    <w:abstractNumId w:val="50"/>
   </w:num>
   <w:num w:numId="48" w16cid:durableId="931820736">
-    <w:abstractNumId w:val="50"/>
+    <w:abstractNumId w:val="55"/>
   </w:num>
   <w:num w:numId="49" w16cid:durableId="801070889">
-    <w:abstractNumId w:val="21"/>
+    <w:abstractNumId w:val="23"/>
   </w:num>
   <w:num w:numId="50" w16cid:durableId="1245214689">
     <w:abstractNumId w:val="7"/>
   </w:num>
   <w:num w:numId="51" w16cid:durableId="252862976">
-    <w:abstractNumId w:val="36"/>
+    <w:abstractNumId w:val="39"/>
   </w:num>
   <w:num w:numId="52" w16cid:durableId="267391957">
-    <w:abstractNumId w:val="55"/>
+    <w:abstractNumId w:val="60"/>
   </w:num>
   <w:num w:numId="53" w16cid:durableId="1003977236">
     <w:abstractNumId w:val="2"/>
@@ -7223,16 +10428,31 @@
     <w:abstractNumId w:val="0"/>
   </w:num>
   <w:num w:numId="55" w16cid:durableId="396561482">
-    <w:abstractNumId w:val="37"/>
+    <w:abstractNumId w:val="40"/>
   </w:num>
   <w:num w:numId="56" w16cid:durableId="354504591">
-    <w:abstractNumId w:val="42"/>
+    <w:abstractNumId w:val="46"/>
   </w:num>
   <w:num w:numId="57" w16cid:durableId="1378243708">
-    <w:abstractNumId w:val="29"/>
+    <w:abstractNumId w:val="32"/>
   </w:num>
   <w:num w:numId="58" w16cid:durableId="25179103">
-    <w:abstractNumId w:val="30"/>
+    <w:abstractNumId w:val="33"/>
+  </w:num>
+  <w:num w:numId="59" w16cid:durableId="514684969">
+    <w:abstractNumId w:val="10"/>
+  </w:num>
+  <w:num w:numId="60" w16cid:durableId="1533689183">
+    <w:abstractNumId w:val="54"/>
+  </w:num>
+  <w:num w:numId="61" w16cid:durableId="1044325750">
+    <w:abstractNumId w:val="16"/>
+  </w:num>
+  <w:num w:numId="62" w16cid:durableId="783304412">
+    <w:abstractNumId w:val="24"/>
+  </w:num>
+  <w:num w:numId="63" w16cid:durableId="399865359">
+    <w:abstractNumId w:val="45"/>
   </w:num>
   <w:numIdMacAtCleanup w:val="2"/>
 </w:numbering>
@@ -8175,6 +11395,62 @@
       <w:shd w:val="clear" w:color="auto" w:fill="E1DFDD"/>
     </w:rPr>
   </w:style>
+  <w:style w:type="character" w:customStyle="1" w:styleId="citation-169">
+    <w:name w:val="citation-169"/>
+    <w:basedOn w:val="a0"/>
+    <w:rsid w:val="00A55053"/>
+  </w:style>
+  <w:style w:type="character" w:customStyle="1" w:styleId="button-label">
+    <w:name w:val="button-label"/>
+    <w:basedOn w:val="a0"/>
+    <w:rsid w:val="00A55053"/>
+  </w:style>
+  <w:style w:type="character" w:customStyle="1" w:styleId="citation-168">
+    <w:name w:val="citation-168"/>
+    <w:basedOn w:val="a0"/>
+    <w:rsid w:val="00A55053"/>
+  </w:style>
+  <w:style w:type="character" w:styleId="af8">
+    <w:name w:val="Strong"/>
+    <w:basedOn w:val="a0"/>
+    <w:uiPriority w:val="22"/>
+    <w:qFormat/>
+    <w:rsid w:val="00A55053"/>
+    <w:rPr>
+      <w:b/>
+      <w:bCs/>
+    </w:rPr>
+  </w:style>
+  <w:style w:type="character" w:customStyle="1" w:styleId="citation-167">
+    <w:name w:val="citation-167"/>
+    <w:basedOn w:val="a0"/>
+    <w:rsid w:val="00A55053"/>
+  </w:style>
+  <w:style w:type="character" w:customStyle="1" w:styleId="citation-166">
+    <w:name w:val="citation-166"/>
+    <w:basedOn w:val="a0"/>
+    <w:rsid w:val="00A55053"/>
+  </w:style>
+  <w:style w:type="character" w:customStyle="1" w:styleId="citation-165">
+    <w:name w:val="citation-165"/>
+    <w:basedOn w:val="a0"/>
+    <w:rsid w:val="00A55053"/>
+  </w:style>
+  <w:style w:type="character" w:customStyle="1" w:styleId="citation-164">
+    <w:name w:val="citation-164"/>
+    <w:basedOn w:val="a0"/>
+    <w:rsid w:val="00A55053"/>
+  </w:style>
+  <w:style w:type="character" w:customStyle="1" w:styleId="citation-163">
+    <w:name w:val="citation-163"/>
+    <w:basedOn w:val="a0"/>
+    <w:rsid w:val="00A55053"/>
+  </w:style>
+  <w:style w:type="character" w:customStyle="1" w:styleId="citation-162">
+    <w:name w:val="citation-162"/>
+    <w:basedOn w:val="a0"/>
+    <w:rsid w:val="00A55053"/>
+  </w:style>
 </w:styles>
 </file>
 
